--- a/mode_docx_nc/pmi_mtzt/template.docx
+++ b/mode_docx_nc/pmi_mtzt/template.docx
@@ -442,8 +442,6 @@
         <w:t>СОДЕРЖАНИЕ</w:t>
       </w:r>
     </w:p>
-    <w:bookmarkStart w:id="0" w:name="_GoBack"/>
-    <w:bookmarkEnd w:id="0"/>
     <w:p>
       <w:pPr>
         <w:pStyle w:val="12"/>
@@ -468,7 +466,7 @@
       <w:r>
         <w:fldChar w:fldCharType="separate"/>
       </w:r>
-      <w:hyperlink w:anchor="_Toc204087710" w:history="1">
+      <w:hyperlink w:anchor="_Toc204173550" w:history="1">
         <w:r>
           <w:rPr>
             <w:rStyle w:val="af4"/>
@@ -512,7 +510,7 @@
             <w:noProof/>
             <w:webHidden/>
           </w:rPr>
-          <w:instrText xml:space="preserve"> PAGEREF _Toc204087710 \h </w:instrText>
+          <w:instrText xml:space="preserve"> PAGEREF _Toc204173550 \h </w:instrText>
         </w:r>
         <w:r>
           <w:rPr>
@@ -554,7 +552,7 @@
           <w:lang w:val="en-US"/>
         </w:rPr>
       </w:pPr>
-      <w:hyperlink w:anchor="_Toc204087711" w:history="1">
+      <w:hyperlink w:anchor="_Toc204173551" w:history="1">
         <w:r>
           <w:rPr>
             <w:rStyle w:val="af4"/>
@@ -581,7 +579,7 @@
             <w:noProof/>
             <w:webHidden/>
           </w:rPr>
-          <w:instrText xml:space="preserve"> PAGEREF _Toc204087711 \h </w:instrText>
+          <w:instrText xml:space="preserve"> PAGEREF _Toc204173551 \h </w:instrText>
         </w:r>
         <w:r>
           <w:rPr>
@@ -623,7 +621,7 @@
           <w:lang w:val="en-US"/>
         </w:rPr>
       </w:pPr>
-      <w:hyperlink w:anchor="_Toc204087712" w:history="1">
+      <w:hyperlink w:anchor="_Toc204173552" w:history="1">
         <w:r>
           <w:rPr>
             <w:rStyle w:val="af4"/>
@@ -650,7 +648,7 @@
             <w:noProof/>
             <w:webHidden/>
           </w:rPr>
-          <w:instrText xml:space="preserve"> PAGEREF _Toc204087712 \h </w:instrText>
+          <w:instrText xml:space="preserve"> PAGEREF _Toc204173552 \h </w:instrText>
         </w:r>
         <w:r>
           <w:rPr>
@@ -692,7 +690,7 @@
           <w:lang w:val="en-US"/>
         </w:rPr>
       </w:pPr>
-      <w:hyperlink w:anchor="_Toc204087713" w:history="1">
+      <w:hyperlink w:anchor="_Toc204173553" w:history="1">
         <w:r>
           <w:rPr>
             <w:rStyle w:val="af4"/>
@@ -719,7 +717,7 @@
             <w:noProof/>
             <w:webHidden/>
           </w:rPr>
-          <w:instrText xml:space="preserve"> PAGEREF _Toc204087713 \h </w:instrText>
+          <w:instrText xml:space="preserve"> PAGEREF _Toc204173553 \h </w:instrText>
         </w:r>
         <w:r>
           <w:rPr>
@@ -761,7 +759,7 @@
           <w:lang w:val="en-US"/>
         </w:rPr>
       </w:pPr>
-      <w:hyperlink w:anchor="_Toc204087714" w:history="1">
+      <w:hyperlink w:anchor="_Toc204173554" w:history="1">
         <w:r>
           <w:rPr>
             <w:rStyle w:val="af4"/>
@@ -788,7 +786,7 @@
             <w:noProof/>
             <w:webHidden/>
           </w:rPr>
-          <w:instrText xml:space="preserve"> PAGEREF _Toc204087714 \h </w:instrText>
+          <w:instrText xml:space="preserve"> PAGEREF _Toc204173554 \h </w:instrText>
         </w:r>
         <w:r>
           <w:rPr>
@@ -830,7 +828,7 @@
           <w:lang w:val="en-US"/>
         </w:rPr>
       </w:pPr>
-      <w:hyperlink w:anchor="_Toc204087715" w:history="1">
+      <w:hyperlink w:anchor="_Toc204173555" w:history="1">
         <w:r>
           <w:rPr>
             <w:rStyle w:val="af4"/>
@@ -857,7 +855,7 @@
             <w:noProof/>
             <w:webHidden/>
           </w:rPr>
-          <w:instrText xml:space="preserve"> PAGEREF _Toc204087715 \h </w:instrText>
+          <w:instrText xml:space="preserve"> PAGEREF _Toc204173555 \h </w:instrText>
         </w:r>
         <w:r>
           <w:rPr>
@@ -899,7 +897,7 @@
           <w:lang w:val="en-US"/>
         </w:rPr>
       </w:pPr>
-      <w:hyperlink w:anchor="_Toc204087716" w:history="1">
+      <w:hyperlink w:anchor="_Toc204173556" w:history="1">
         <w:r>
           <w:rPr>
             <w:rStyle w:val="af4"/>
@@ -926,7 +924,7 @@
             <w:noProof/>
             <w:webHidden/>
           </w:rPr>
-          <w:instrText xml:space="preserve"> PAGEREF _Toc204087716 \h </w:instrText>
+          <w:instrText xml:space="preserve"> PAGEREF _Toc204173556 \h </w:instrText>
         </w:r>
         <w:r>
           <w:rPr>
@@ -968,7 +966,7 @@
           <w:lang w:val="en-US"/>
         </w:rPr>
       </w:pPr>
-      <w:hyperlink w:anchor="_Toc204087717" w:history="1">
+      <w:hyperlink w:anchor="_Toc204173557" w:history="1">
         <w:r>
           <w:rPr>
             <w:rStyle w:val="af4"/>
@@ -995,7 +993,7 @@
             <w:noProof/>
             <w:webHidden/>
           </w:rPr>
-          <w:instrText xml:space="preserve"> PAGEREF _Toc204087717 \h </w:instrText>
+          <w:instrText xml:space="preserve"> PAGEREF _Toc204173557 \h </w:instrText>
         </w:r>
         <w:r>
           <w:rPr>
@@ -1041,7 +1039,7 @@
           <w:lang w:val="en-US"/>
         </w:rPr>
       </w:pPr>
-      <w:hyperlink w:anchor="_Toc204087718" w:history="1">
+      <w:hyperlink w:anchor="_Toc204173558" w:history="1">
         <w:r>
           <w:rPr>
             <w:rStyle w:val="af4"/>
@@ -1085,7 +1083,7 @@
             <w:noProof/>
             <w:webHidden/>
           </w:rPr>
-          <w:instrText xml:space="preserve"> PAGEREF _Toc204087718 \h </w:instrText>
+          <w:instrText xml:space="preserve"> PAGEREF _Toc204173558 \h </w:instrText>
         </w:r>
         <w:r>
           <w:rPr>
@@ -1127,7 +1125,7 @@
           <w:lang w:val="en-US"/>
         </w:rPr>
       </w:pPr>
-      <w:hyperlink w:anchor="_Toc204087719" w:history="1">
+      <w:hyperlink w:anchor="_Toc204173559" w:history="1">
         <w:r>
           <w:rPr>
             <w:rStyle w:val="af4"/>
@@ -1154,7 +1152,7 @@
             <w:noProof/>
             <w:webHidden/>
           </w:rPr>
-          <w:instrText xml:space="preserve"> PAGEREF _Toc204087719 \h </w:instrText>
+          <w:instrText xml:space="preserve"> PAGEREF _Toc204173559 \h </w:instrText>
         </w:r>
         <w:r>
           <w:rPr>
@@ -1196,7 +1194,7 @@
           <w:lang w:val="en-US"/>
         </w:rPr>
       </w:pPr>
-      <w:hyperlink w:anchor="_Toc204087720" w:history="1">
+      <w:hyperlink w:anchor="_Toc204173560" w:history="1">
         <w:r>
           <w:rPr>
             <w:rStyle w:val="af4"/>
@@ -1223,7 +1221,7 @@
             <w:noProof/>
             <w:webHidden/>
           </w:rPr>
-          <w:instrText xml:space="preserve"> PAGEREF _Toc204087720 \h </w:instrText>
+          <w:instrText xml:space="preserve"> PAGEREF _Toc204173560 \h </w:instrText>
         </w:r>
         <w:r>
           <w:rPr>
@@ -1265,7 +1263,7 @@
           <w:lang w:val="en-US"/>
         </w:rPr>
       </w:pPr>
-      <w:hyperlink w:anchor="_Toc204087721" w:history="1">
+      <w:hyperlink w:anchor="_Toc204173561" w:history="1">
         <w:r>
           <w:rPr>
             <w:rStyle w:val="af4"/>
@@ -1292,7 +1290,7 @@
             <w:noProof/>
             <w:webHidden/>
           </w:rPr>
-          <w:instrText xml:space="preserve"> PAGEREF _Toc204087721 \h </w:instrText>
+          <w:instrText xml:space="preserve"> PAGEREF _Toc204173561 \h </w:instrText>
         </w:r>
         <w:r>
           <w:rPr>
@@ -1334,7 +1332,7 @@
           <w:lang w:val="en-US"/>
         </w:rPr>
       </w:pPr>
-      <w:hyperlink w:anchor="_Toc204087722" w:history="1">
+      <w:hyperlink w:anchor="_Toc204173562" w:history="1">
         <w:r>
           <w:rPr>
             <w:rStyle w:val="af4"/>
@@ -1361,7 +1359,7 @@
             <w:noProof/>
             <w:webHidden/>
           </w:rPr>
-          <w:instrText xml:space="preserve"> PAGEREF _Toc204087722 \h </w:instrText>
+          <w:instrText xml:space="preserve"> PAGEREF _Toc204173562 \h </w:instrText>
         </w:r>
         <w:r>
           <w:rPr>
@@ -1381,7 +1379,7 @@
             <w:noProof/>
             <w:webHidden/>
           </w:rPr>
-          <w:t>10</w:t>
+          <w:t>9</w:t>
         </w:r>
         <w:r>
           <w:rPr>
@@ -1442,21 +1440,21 @@
         <w:lastRenderedPageBreak/>
         <w:tab/>
       </w:r>
-      <w:bookmarkStart w:id="1" w:name="_Toc204087710"/>
+      <w:bookmarkStart w:id="0" w:name="_Toc204173550"/>
       <w:r>
         <w:t>ОБЩИЕ СВЕДЕНИЯ</w:t>
       </w:r>
-      <w:bookmarkEnd w:id="1"/>
+      <w:bookmarkEnd w:id="0"/>
     </w:p>
     <w:p>
       <w:pPr>
         <w:pStyle w:val="2"/>
       </w:pPr>
-      <w:bookmarkStart w:id="2" w:name="_Toc204087711"/>
+      <w:bookmarkStart w:id="1" w:name="_Toc204173551"/>
       <w:r>
         <w:t>Цель проведения испытаний</w:t>
       </w:r>
-      <w:bookmarkEnd w:id="2"/>
+      <w:bookmarkEnd w:id="1"/>
     </w:p>
     <w:p>
       <w:pPr>
@@ -1469,13 +1467,13 @@
         <w:t>х блоков устройства ЮНИТ-М300-Т</w:t>
       </w:r>
       <w:r>
-        <w:t xml:space="preserve"> согласованной функциональной схеме устройства (далее ФСУ) </w:t>
+        <w:t xml:space="preserve"> согласованной функциональной схеме устройства (далее </w:t>
       </w:r>
       <w:r>
-        <w:rPr>
-          <w:highlight w:val="yellow"/>
-        </w:rPr>
-        <w:t>версии 2.1</w:t>
+        <w:t xml:space="preserve">ФСУ) версии </w:t>
+      </w:r>
+      <w:r>
+        <w:t>___</w:t>
       </w:r>
       <w:r>
         <w:t xml:space="preserve"> в части ФБ </w:t>
@@ -1491,14 +1489,14 @@
       <w:pPr>
         <w:pStyle w:val="2"/>
       </w:pPr>
-      <w:bookmarkStart w:id="3" w:name="_Toc204087712"/>
+      <w:bookmarkStart w:id="2" w:name="_Toc204173552"/>
       <w:r>
         <w:t>Место</w:t>
       </w:r>
       <w:r>
         <w:t xml:space="preserve"> проведения испытаний</w:t>
       </w:r>
-      <w:bookmarkEnd w:id="3"/>
+      <w:bookmarkEnd w:id="2"/>
     </w:p>
     <w:tbl>
       <w:tblPr>
@@ -1620,9 +1618,8 @@
             <w:r>
               <w:rPr>
                 <w:szCs w:val="24"/>
-                <w:highlight w:val="yellow"/>
-              </w:rPr>
-              <w:t>111024</w:t>
+              </w:rPr>
+              <w:t>153040</w:t>
             </w:r>
             <w:r>
               <w:rPr>
@@ -1638,11 +1635,11 @@
       <w:pPr>
         <w:pStyle w:val="2"/>
       </w:pPr>
-      <w:bookmarkStart w:id="4" w:name="_Toc204087713"/>
+      <w:bookmarkStart w:id="3" w:name="_Toc204173553"/>
       <w:r>
         <w:t>Информация об объекте испытаний</w:t>
       </w:r>
-      <w:bookmarkEnd w:id="4"/>
+      <w:bookmarkEnd w:id="3"/>
     </w:p>
     <w:p>
       <w:pPr>
@@ -1672,7 +1669,7 @@
         </w:trPr>
         <w:tc>
           <w:tcPr>
-            <w:tcW w:w="9911" w:type="dxa"/>
+            <w:tcW w:w="9605" w:type="dxa"/>
             <w:gridSpan w:val="3"/>
           </w:tcPr>
           <w:p>
@@ -1694,11 +1691,10 @@
         </w:trPr>
         <w:tc>
           <w:tcPr>
-            <w:tcW w:w="4815" w:type="dxa"/>
-          </w:tcPr>
-          <w:p>
-            <w:pPr>
-              <w:jc w:val="left"/>
+            <w:tcW w:w="4644" w:type="dxa"/>
+          </w:tcPr>
+          <w:p>
+            <w:pPr>
               <w:rPr>
                 <w:b/>
               </w:rPr>
@@ -1713,11 +1709,10 @@
         </w:tc>
         <w:tc>
           <w:tcPr>
-            <w:tcW w:w="2551" w:type="dxa"/>
-          </w:tcPr>
-          <w:p>
-            <w:pPr>
-              <w:jc w:val="left"/>
+            <w:tcW w:w="2477" w:type="dxa"/>
+          </w:tcPr>
+          <w:p>
+            <w:pPr>
               <w:rPr>
                 <w:b/>
               </w:rPr>
@@ -1732,11 +1727,10 @@
         </w:tc>
         <w:tc>
           <w:tcPr>
-            <w:tcW w:w="2545" w:type="dxa"/>
-          </w:tcPr>
-          <w:p>
-            <w:pPr>
-              <w:jc w:val="left"/>
+            <w:tcW w:w="2484" w:type="dxa"/>
+          </w:tcPr>
+          <w:p>
+            <w:pPr>
               <w:rPr>
                 <w:b/>
               </w:rPr>
@@ -1756,37 +1750,45 @@
         </w:trPr>
         <w:tc>
           <w:tcPr>
-            <w:tcW w:w="4815" w:type="dxa"/>
+            <w:tcW w:w="4644" w:type="dxa"/>
           </w:tcPr>
           <w:p>
             <w:pPr>
               <w:jc w:val="left"/>
             </w:pPr>
             <w:r>
-              <w:t>Микропроцессорное устройство защи</w:t>
-            </w:r>
-            <w:r>
-              <w:t>ты отходящей линии «ЮНИТ-М300-Т</w:t>
-            </w:r>
-            <w:r>
-              <w:t>»,</w:t>
+              <w:t xml:space="preserve">Наименование: </w:t>
+            </w:r>
+            <w:r>
+              <w:rPr>
+                <w:i/>
+              </w:rPr>
+              <w:t xml:space="preserve">Микропроцессорное устройство защиты </w:t>
+            </w:r>
+            <w:r>
+              <w:rPr>
+                <w:i/>
+              </w:rPr>
+              <w:t>защиты и автоматики трансформатора</w:t>
+            </w:r>
+            <w:r>
+              <w:rPr>
+                <w:i/>
+              </w:rPr>
+              <w:t xml:space="preserve"> «ЮНИТ-М300-Т»</w:t>
             </w:r>
           </w:p>
           <w:p>
             <w:pPr>
               <w:jc w:val="left"/>
             </w:pPr>
-            <w:r>
-              <w:rPr>
-                <w:highlight w:val="yellow"/>
-              </w:rPr>
-              <w:t>Модель ЮНИТ-М314-Т</w:t>
-            </w:r>
-            <w:r>
-              <w:rPr>
-                <w:highlight w:val="yellow"/>
-              </w:rPr>
-              <w:t>-Р02с-B021-В021-В001-К001-К003-M046-5400-x-C02.00,</w:t>
+            <w:proofErr w:type="gramStart"/>
+            <w:r>
+              <w:t>Модель:_</w:t>
+            </w:r>
+            <w:proofErr w:type="gramEnd"/>
+            <w:r>
+              <w:t>_______________________________</w:t>
             </w:r>
           </w:p>
           <w:p>
@@ -1794,25 +1796,27 @@
               <w:jc w:val="left"/>
             </w:pPr>
             <w:r>
-              <w:t xml:space="preserve">ПО версия </w:t>
-            </w:r>
-            <w:r>
-              <w:rPr>
-                <w:highlight w:val="yellow"/>
-              </w:rPr>
-              <w:t>ХХ</w:t>
-            </w:r>
-          </w:p>
-        </w:tc>
-        <w:tc>
-          <w:tcPr>
-            <w:tcW w:w="2551" w:type="dxa"/>
+              <w:t>_______________________________________</w:t>
+            </w:r>
+          </w:p>
+          <w:p>
+            <w:pPr>
+              <w:jc w:val="left"/>
+            </w:pPr>
+            <w:r>
+              <w:t>Версия ПО: _________</w:t>
+            </w:r>
+          </w:p>
+        </w:tc>
+        <w:tc>
+          <w:tcPr>
+            <w:tcW w:w="2477" w:type="dxa"/>
           </w:tcPr>
           <w:p/>
         </w:tc>
         <w:tc>
           <w:tcPr>
-            <w:tcW w:w="2545" w:type="dxa"/>
+            <w:tcW w:w="2484" w:type="dxa"/>
           </w:tcPr>
           <w:p>
             <w:r>
@@ -1879,11 +1883,11 @@
           </w:tcPr>
           <w:p>
             <w:pPr>
-              <w:jc w:val="left"/>
               <w:rPr>
                 <w:b/>
               </w:rPr>
             </w:pPr>
+            <w:bookmarkStart w:id="4" w:name="_GoBack" w:colFirst="0" w:colLast="2"/>
             <w:r>
               <w:rPr>
                 <w:b/>
@@ -1898,7 +1902,6 @@
           </w:tcPr>
           <w:p>
             <w:pPr>
-              <w:jc w:val="left"/>
               <w:rPr>
                 <w:b/>
               </w:rPr>
@@ -1917,7 +1920,6 @@
           </w:tcPr>
           <w:p>
             <w:pPr>
-              <w:jc w:val="left"/>
               <w:rPr>
                 <w:b/>
               </w:rPr>
@@ -1931,6 +1933,7 @@
           </w:p>
         </w:tc>
       </w:tr>
+      <w:bookmarkEnd w:id="4"/>
       <w:tr>
         <w:trPr>
           <w:jc w:val="left"/>
@@ -1939,11 +1942,6 @@
           <w:tcPr>
             <w:tcW w:w="4815" w:type="dxa"/>
           </w:tcPr>
-          <w:p>
-            <w:pPr>
-              <w:jc w:val="left"/>
-            </w:pPr>
-          </w:p>
           <w:p>
             <w:pPr>
               <w:jc w:val="left"/>
@@ -1988,7 +1986,7 @@
       <w:pPr>
         <w:pStyle w:val="2"/>
       </w:pPr>
-      <w:bookmarkStart w:id="5" w:name="_Toc204087714"/>
+      <w:bookmarkStart w:id="5" w:name="_Toc204173554"/>
       <w:r>
         <w:t>Период проведения испытаний</w:t>
       </w:r>
@@ -2005,17 +2003,14 @@
         <w:tab/>
       </w:r>
       <w:r>
-        <w:rPr>
-          <w:highlight w:val="yellow"/>
-        </w:rPr>
-        <w:t>15.09.2025 - 17.10.2025</w:t>
+        <w:t>______________________</w:t>
       </w:r>
     </w:p>
     <w:p>
       <w:pPr>
         <w:pStyle w:val="2"/>
       </w:pPr>
-      <w:bookmarkStart w:id="6" w:name="_Toc204087715"/>
+      <w:bookmarkStart w:id="6" w:name="_Toc204173555"/>
       <w:r>
         <w:t>Условия проведения испытаний и измерений</w:t>
       </w:r>
@@ -2033,7 +2028,7 @@
       <w:pPr>
         <w:pStyle w:val="2"/>
       </w:pPr>
-      <w:bookmarkStart w:id="7" w:name="_Toc204087716"/>
+      <w:bookmarkStart w:id="7" w:name="_Toc204173556"/>
       <w:r>
         <w:t>Нормативная документация</w:t>
       </w:r>
@@ -2081,7 +2076,7 @@
       <w:pPr>
         <w:pStyle w:val="2"/>
       </w:pPr>
-      <w:bookmarkStart w:id="8" w:name="_Toc204087717"/>
+      <w:bookmarkStart w:id="8" w:name="_Toc204173557"/>
       <w:r>
         <w:t>Перечень используемых средств измерений (СИ), испытательного оборудования (ИО) и вспомогательного оборудования (ВО)</w:t>
       </w:r>
@@ -3487,7 +3482,7 @@
       <w:pPr>
         <w:pStyle w:val="1"/>
       </w:pPr>
-      <w:bookmarkStart w:id="9" w:name="_Toc204087718"/>
+      <w:bookmarkStart w:id="9" w:name="_Toc204173558"/>
       <w:r>
         <w:lastRenderedPageBreak/>
         <w:t>ПРОГРАММА ПРОВЕДЕНИЯ ИСПЫТАНИЙ</w:t>
@@ -3498,7 +3493,7 @@
       <w:pPr>
         <w:pStyle w:val="2"/>
       </w:pPr>
-      <w:bookmarkStart w:id="10" w:name="_Toc204087719"/>
+      <w:bookmarkStart w:id="10" w:name="_Toc204173559"/>
       <w:r>
         <w:t>Цель испытаний</w:t>
       </w:r>
@@ -3514,10 +3509,38 @@
     </w:p>
     <w:p>
       <w:pPr>
+        <w:pStyle w:val="a5"/>
+      </w:pPr>
+      <w:r>
+        <w:t xml:space="preserve">2.1.2 В приложении к данному </w:t>
+      </w:r>
+      <w:r>
+        <w:rPr>
+          <w:highlight w:val="yellow"/>
+        </w:rPr>
+        <w:t xml:space="preserve">протоколу (см. </w:t>
+      </w:r>
+      <w:proofErr w:type="gramStart"/>
+      <w:r>
+        <w:rPr>
+          <w:highlight w:val="yellow"/>
+        </w:rPr>
+        <w:t>фай</w:t>
+      </w:r>
+      <w:r>
+        <w:t>л )</w:t>
+      </w:r>
+      <w:proofErr w:type="gramEnd"/>
+      <w:r>
+        <w:t xml:space="preserve"> приведены выставляемые уставки и параметры для каждого режима.</w:t>
+      </w:r>
+    </w:p>
+    <w:p>
+      <w:pPr>
         <w:pStyle w:val="2"/>
       </w:pPr>
       <w:bookmarkStart w:id="11" w:name="_Toc198633114"/>
-      <w:bookmarkStart w:id="12" w:name="_Toc204087720"/>
+      <w:bookmarkStart w:id="12" w:name="_Toc204173560"/>
       <w:r>
         <w:t>Подключение испытатель</w:t>
       </w:r>
@@ -3626,10 +3649,10 @@
             <v:path o:extrusionok="f" gradientshapeok="t" o:connecttype="rect"/>
             <o:lock v:ext="edit" aspectratio="t"/>
           </v:shapetype>
-          <v:shape id="_x0000_i1025" type="#_x0000_t75" style="width:352.5pt;height:270.45pt" o:ole="">
+          <v:shape id="_x0000_i1025" type="#_x0000_t75" style="width:352.5pt;height:270.5pt" o:ole="">
             <v:imagedata r:id="rId10" o:title=""/>
           </v:shape>
-          <o:OLEObject Type="Embed" ProgID="Acrobat.Document.DC" ShapeID="_x0000_i1025" DrawAspect="Content" ObjectID="_1814700458" r:id="rId11"/>
+          <o:OLEObject Type="Embed" ProgID="Acrobat.Document.DC" ShapeID="_x0000_i1025" DrawAspect="Content" ObjectID="_1814788116" r:id="rId11"/>
         </w:object>
       </w:r>
     </w:p>
@@ -3673,10 +3696,10 @@
       </w:pPr>
       <w:r>
         <w:object w:dxaOrig="14400" w:dyaOrig="18285">
-          <v:shape id="_x0000_i1026" type="#_x0000_t75" style="width:395.05pt;height:502.1pt" o:ole="">
+          <v:shape id="_x0000_i1026" type="#_x0000_t75" style="width:395.5pt;height:502pt" o:ole="">
             <v:imagedata r:id="rId12" o:title=""/>
           </v:shape>
-          <o:OLEObject Type="Embed" ProgID="Acrobat.Document.DC" ShapeID="_x0000_i1026" DrawAspect="Content" ObjectID="_1814700459" r:id="rId13"/>
+          <o:OLEObject Type="Embed" ProgID="Acrobat.Document.DC" ShapeID="_x0000_i1026" DrawAspect="Content" ObjectID="_1814788117" r:id="rId13"/>
         </w:object>
       </w:r>
     </w:p>
@@ -3721,10 +3744,10 @@
       </w:pPr>
       <w:r>
         <w:object w:dxaOrig="14235" w:dyaOrig="16485">
-          <v:shape id="_x0000_i1027" type="#_x0000_t75" style="width:396.3pt;height:458.9pt" o:ole="">
+          <v:shape id="_x0000_i1027" type="#_x0000_t75" style="width:396.5pt;height:459pt" o:ole="">
             <v:imagedata r:id="rId14" o:title=""/>
           </v:shape>
-          <o:OLEObject Type="Embed" ProgID="Acrobat.Document.DC" ShapeID="_x0000_i1027" DrawAspect="Content" ObjectID="_1814700460" r:id="rId15"/>
+          <o:OLEObject Type="Embed" ProgID="Acrobat.Document.DC" ShapeID="_x0000_i1027" DrawAspect="Content" ObjectID="_1814788118" r:id="rId15"/>
         </w:object>
       </w:r>
     </w:p>
@@ -3775,7 +3798,7 @@
       <w:pPr>
         <w:pStyle w:val="2"/>
       </w:pPr>
-      <w:bookmarkStart w:id="15" w:name="_Toc204087721"/>
+      <w:bookmarkStart w:id="15" w:name="_Toc204173561"/>
       <w:r>
         <w:t>Назначение дискрет</w:t>
       </w:r>
@@ -3849,7 +3872,7 @@
         <w:t xml:space="preserve">Таблица </w:t>
       </w:r>
       <w:r>
-        <w:t>2.7</w:t>
+        <w:t>2.6</w:t>
       </w:r>
       <w:r>
         <w:rPr>
@@ -4766,892 +4789,8 @@
       <w:r>
         <w:t>ЮНИТ-М300 для проверки КЦН НН</w:t>
       </w:r>
-    </w:p>
-    <w:tbl>
-      <w:tblPr>
-        <w:tblStyle w:val="21"/>
-        <w:tblW w:w="0" w:type="auto"/>
-        <w:tblLook w:val="04A0" w:firstRow="1" w:lastRow="0" w:firstColumn="1" w:lastColumn="0" w:noHBand="0" w:noVBand="1"/>
-      </w:tblPr>
-      <w:tblGrid>
-        <w:gridCol w:w="2482"/>
-        <w:gridCol w:w="2062"/>
-        <w:gridCol w:w="5061"/>
-      </w:tblGrid>
-      <w:tr>
-        <w:trPr>
-          <w:cnfStyle w:val="100000000000" w:firstRow="1" w:lastRow="0" w:firstColumn="0" w:lastColumn="0" w:oddVBand="0" w:evenVBand="0" w:oddHBand="0" w:evenHBand="0" w:firstRowFirstColumn="0" w:firstRowLastColumn="0" w:lastRowFirstColumn="0" w:lastRowLastColumn="0"/>
-        </w:trPr>
-        <w:tc>
-          <w:tcPr>
-            <w:tcW w:w="2482" w:type="dxa"/>
-          </w:tcPr>
-          <w:p>
-            <w:pPr>
-              <w:rPr>
-                <w:b w:val="0"/>
-                <w:sz w:val="22"/>
-              </w:rPr>
-            </w:pPr>
-            <w:r>
-              <w:rPr>
-                <w:b w:val="0"/>
-                <w:sz w:val="22"/>
-              </w:rPr>
-              <w:t>Клемма на устройстве ЮНИТ-М300</w:t>
-            </w:r>
-          </w:p>
-        </w:tc>
-        <w:tc>
-          <w:tcPr>
-            <w:tcW w:w="2062" w:type="dxa"/>
-          </w:tcPr>
-          <w:p>
-            <w:pPr>
-              <w:rPr>
-                <w:b w:val="0"/>
-                <w:sz w:val="22"/>
-              </w:rPr>
-            </w:pPr>
-            <w:r>
-              <w:rPr>
-                <w:b w:val="0"/>
-                <w:sz w:val="22"/>
-              </w:rPr>
-              <w:t xml:space="preserve">Номер ДВ </w:t>
-            </w:r>
-          </w:p>
-        </w:tc>
-        <w:tc>
-          <w:tcPr>
-            <w:tcW w:w="5061" w:type="dxa"/>
-          </w:tcPr>
-          <w:p>
-            <w:pPr>
-              <w:rPr>
-                <w:b w:val="0"/>
-                <w:sz w:val="22"/>
-              </w:rPr>
-            </w:pPr>
-            <w:r>
-              <w:rPr>
-                <w:b w:val="0"/>
-                <w:sz w:val="22"/>
-              </w:rPr>
-              <w:t>Наименование сигнала на ФСУ</w:t>
-            </w:r>
-          </w:p>
-        </w:tc>
-      </w:tr>
-      <w:tr>
-        <w:tc>
-          <w:tcPr>
-            <w:tcW w:w="2482" w:type="dxa"/>
-          </w:tcPr>
-          <w:p>
-            <w:pPr>
-              <w:pStyle w:val="af0"/>
-            </w:pPr>
-            <w:r>
-              <w:t>М3.</w:t>
-            </w:r>
-            <w:r>
-              <w:rPr>
-                <w:lang w:val="en-US"/>
-              </w:rPr>
-              <w:t>XB</w:t>
-            </w:r>
-            <w:r>
-              <w:t>:1</w:t>
-            </w:r>
-          </w:p>
-        </w:tc>
-        <w:tc>
-          <w:tcPr>
-            <w:tcW w:w="2062" w:type="dxa"/>
-          </w:tcPr>
-          <w:p>
-            <w:pPr>
-              <w:pStyle w:val="af0"/>
-            </w:pPr>
-            <w:r>
-              <w:t>М3.</w:t>
-            </w:r>
-            <w:r>
-              <w:t>1</w:t>
-            </w:r>
-          </w:p>
-        </w:tc>
-        <w:tc>
-          <w:tcPr>
-            <w:tcW w:w="5061" w:type="dxa"/>
-          </w:tcPr>
-          <w:p>
-            <w:pPr>
-              <w:pStyle w:val="af0"/>
-              <w:jc w:val="left"/>
-            </w:pPr>
-            <w:r>
-              <w:t>Вывод терминала</w:t>
-            </w:r>
-          </w:p>
-        </w:tc>
-      </w:tr>
-      <w:tr>
-        <w:tc>
-          <w:tcPr>
-            <w:tcW w:w="2482" w:type="dxa"/>
-          </w:tcPr>
-          <w:p>
-            <w:pPr>
-              <w:pStyle w:val="af0"/>
-            </w:pPr>
-            <w:r>
-              <w:t>М3.</w:t>
-            </w:r>
-            <w:r>
-              <w:rPr>
-                <w:lang w:val="en-US"/>
-              </w:rPr>
-              <w:t>XB</w:t>
-            </w:r>
-            <w:r>
-              <w:t>:</w:t>
-            </w:r>
-            <w:r>
-              <w:t>2</w:t>
-            </w:r>
-          </w:p>
-        </w:tc>
-        <w:tc>
-          <w:tcPr>
-            <w:tcW w:w="2062" w:type="dxa"/>
-          </w:tcPr>
-          <w:p>
-            <w:pPr>
-              <w:pStyle w:val="af0"/>
-            </w:pPr>
-            <w:r>
-              <w:t>М3.</w:t>
-            </w:r>
-            <w:r>
-              <w:t>2</w:t>
-            </w:r>
-          </w:p>
-        </w:tc>
-        <w:tc>
-          <w:tcPr>
-            <w:tcW w:w="5061" w:type="dxa"/>
-          </w:tcPr>
-          <w:p>
-            <w:pPr>
-              <w:pStyle w:val="af0"/>
-              <w:jc w:val="left"/>
-            </w:pPr>
-            <w:r>
-              <w:t>ОВ КЦН</w:t>
-            </w:r>
-          </w:p>
-        </w:tc>
-      </w:tr>
-      <w:tr>
-        <w:tc>
-          <w:tcPr>
-            <w:tcW w:w="2482" w:type="dxa"/>
-          </w:tcPr>
-          <w:p>
-            <w:pPr>
-              <w:pStyle w:val="af0"/>
-            </w:pPr>
-            <w:r>
-              <w:t>М3.</w:t>
-            </w:r>
-            <w:r>
-              <w:rPr>
-                <w:lang w:val="en-US"/>
-              </w:rPr>
-              <w:t>XB:</w:t>
-            </w:r>
-            <w:r>
-              <w:t>3</w:t>
-            </w:r>
-          </w:p>
-        </w:tc>
-        <w:tc>
-          <w:tcPr>
-            <w:tcW w:w="2062" w:type="dxa"/>
-          </w:tcPr>
-          <w:p>
-            <w:pPr>
-              <w:pStyle w:val="af0"/>
-              <w:rPr>
-                <w:lang w:val="en-US"/>
-              </w:rPr>
-            </w:pPr>
-            <w:r>
-              <w:t>М3.</w:t>
-            </w:r>
-            <w:r>
-              <w:rPr>
-                <w:lang w:val="en-US"/>
-              </w:rPr>
-              <w:t>3</w:t>
-            </w:r>
-          </w:p>
-        </w:tc>
-        <w:tc>
-          <w:tcPr>
-            <w:tcW w:w="5061" w:type="dxa"/>
-          </w:tcPr>
-          <w:p>
-            <w:pPr>
-              <w:pStyle w:val="af0"/>
-              <w:jc w:val="left"/>
-            </w:pPr>
-            <w:r>
-              <w:t>В НН</w:t>
-            </w:r>
-            <w:r>
-              <w:t xml:space="preserve"> включен</w:t>
-            </w:r>
-          </w:p>
-        </w:tc>
-      </w:tr>
-      <w:tr>
-        <w:tc>
-          <w:tcPr>
-            <w:tcW w:w="2482" w:type="dxa"/>
-          </w:tcPr>
-          <w:p>
-            <w:pPr>
-              <w:pStyle w:val="af0"/>
-            </w:pPr>
-            <w:r>
-              <w:t>М3</w:t>
-            </w:r>
-            <w:r>
-              <w:rPr>
-                <w:lang w:val="en-US"/>
-              </w:rPr>
-              <w:t>.XB:</w:t>
-            </w:r>
-            <w:r>
-              <w:t>4</w:t>
-            </w:r>
-          </w:p>
-        </w:tc>
-        <w:tc>
-          <w:tcPr>
-            <w:tcW w:w="2062" w:type="dxa"/>
-          </w:tcPr>
-          <w:p>
-            <w:pPr>
-              <w:pStyle w:val="af0"/>
-              <w:rPr>
-                <w:lang w:val="en-US"/>
-              </w:rPr>
-            </w:pPr>
-            <w:r>
-              <w:t>М3</w:t>
-            </w:r>
-            <w:r>
-              <w:rPr>
-                <w:lang w:val="en-US"/>
-              </w:rPr>
-              <w:t>.4</w:t>
-            </w:r>
-          </w:p>
-        </w:tc>
-        <w:tc>
-          <w:tcPr>
-            <w:tcW w:w="5061" w:type="dxa"/>
-          </w:tcPr>
-          <w:p>
-            <w:pPr>
-              <w:pStyle w:val="af0"/>
-              <w:jc w:val="left"/>
-            </w:pPr>
-            <w:r>
-              <w:t>Срабатывание внешнего БНН</w:t>
-            </w:r>
-          </w:p>
-        </w:tc>
-      </w:tr>
-      <w:tr>
-        <w:tc>
-          <w:tcPr>
-            <w:tcW w:w="2482" w:type="dxa"/>
-          </w:tcPr>
-          <w:p>
-            <w:pPr>
-              <w:pStyle w:val="af0"/>
-            </w:pPr>
-            <w:r>
-              <w:t>М3</w:t>
-            </w:r>
-            <w:r>
-              <w:rPr>
-                <w:lang w:val="en-US"/>
-              </w:rPr>
-              <w:t>.XB:</w:t>
-            </w:r>
-            <w:r>
-              <w:t>5</w:t>
-            </w:r>
-          </w:p>
-        </w:tc>
-        <w:tc>
-          <w:tcPr>
-            <w:tcW w:w="2062" w:type="dxa"/>
-          </w:tcPr>
-          <w:p>
-            <w:pPr>
-              <w:pStyle w:val="af0"/>
-              <w:rPr>
-                <w:lang w:val="en-US"/>
-              </w:rPr>
-            </w:pPr>
-            <w:r>
-              <w:t>М3</w:t>
-            </w:r>
-            <w:r>
-              <w:rPr>
-                <w:lang w:val="en-US"/>
-              </w:rPr>
-              <w:t>.5</w:t>
-            </w:r>
-          </w:p>
-        </w:tc>
-        <w:tc>
-          <w:tcPr>
-            <w:tcW w:w="5061" w:type="dxa"/>
-          </w:tcPr>
-          <w:p>
-            <w:pPr>
-              <w:pStyle w:val="af0"/>
-              <w:jc w:val="left"/>
-            </w:pPr>
-            <w:r>
-              <w:t>КПОН внеш</w:t>
-            </w:r>
-          </w:p>
-        </w:tc>
-      </w:tr>
-      <w:tr>
-        <w:tc>
-          <w:tcPr>
-            <w:tcW w:w="2482" w:type="dxa"/>
-          </w:tcPr>
-          <w:p>
-            <w:pPr>
-              <w:pStyle w:val="af0"/>
-              <w:rPr>
-                <w:lang w:val="en-US"/>
-              </w:rPr>
-            </w:pPr>
-            <w:r>
-              <w:t>М</w:t>
-            </w:r>
-            <w:r>
-              <w:rPr>
-                <w:lang w:val="en-US"/>
-              </w:rPr>
-              <w:t>3.XB:6</w:t>
-            </w:r>
-          </w:p>
-        </w:tc>
-        <w:tc>
-          <w:tcPr>
-            <w:tcW w:w="2062" w:type="dxa"/>
-          </w:tcPr>
-          <w:p>
-            <w:pPr>
-              <w:pStyle w:val="af0"/>
-              <w:rPr>
-                <w:lang w:val="en-US"/>
-              </w:rPr>
-            </w:pPr>
-            <w:r>
-              <w:t>М</w:t>
-            </w:r>
-            <w:r>
-              <w:rPr>
-                <w:lang w:val="en-US"/>
-              </w:rPr>
-              <w:t>3.6</w:t>
-            </w:r>
-          </w:p>
-        </w:tc>
-        <w:tc>
-          <w:tcPr>
-            <w:tcW w:w="5061" w:type="dxa"/>
-          </w:tcPr>
-          <w:p>
-            <w:pPr>
-              <w:pStyle w:val="af0"/>
-              <w:jc w:val="left"/>
-            </w:pPr>
-            <w:r>
-              <w:t>Резерв</w:t>
-            </w:r>
-          </w:p>
-        </w:tc>
-      </w:tr>
-      <w:tr>
-        <w:tc>
-          <w:tcPr>
-            <w:tcW w:w="2482" w:type="dxa"/>
-          </w:tcPr>
-          <w:p>
-            <w:pPr>
-              <w:pStyle w:val="af0"/>
-              <w:rPr>
-                <w:lang w:val="en-US"/>
-              </w:rPr>
-            </w:pPr>
-            <w:r>
-              <w:t>М</w:t>
-            </w:r>
-            <w:r>
-              <w:rPr>
-                <w:lang w:val="en-US"/>
-              </w:rPr>
-              <w:t>3.XB:7</w:t>
-            </w:r>
-          </w:p>
-        </w:tc>
-        <w:tc>
-          <w:tcPr>
-            <w:tcW w:w="2062" w:type="dxa"/>
-          </w:tcPr>
-          <w:p>
-            <w:pPr>
-              <w:pStyle w:val="af0"/>
-              <w:rPr>
-                <w:lang w:val="en-US"/>
-              </w:rPr>
-            </w:pPr>
-            <w:r>
-              <w:t>М</w:t>
-            </w:r>
-            <w:r>
-              <w:rPr>
-                <w:lang w:val="en-US"/>
-              </w:rPr>
-              <w:t>3.7</w:t>
-            </w:r>
-          </w:p>
-        </w:tc>
-        <w:tc>
-          <w:tcPr>
-            <w:tcW w:w="5061" w:type="dxa"/>
-          </w:tcPr>
-          <w:p>
-            <w:pPr>
-              <w:pStyle w:val="af0"/>
-              <w:jc w:val="left"/>
-            </w:pPr>
-            <w:r>
-              <w:t>Резерв</w:t>
-            </w:r>
-          </w:p>
-        </w:tc>
-      </w:tr>
-      <w:tr>
-        <w:tc>
-          <w:tcPr>
-            <w:tcW w:w="2482" w:type="dxa"/>
-          </w:tcPr>
-          <w:p>
-            <w:pPr>
-              <w:pStyle w:val="af0"/>
-              <w:rPr>
-                <w:lang w:val="en-US"/>
-              </w:rPr>
-            </w:pPr>
-            <w:r>
-              <w:t>М</w:t>
-            </w:r>
-            <w:r>
-              <w:rPr>
-                <w:lang w:val="en-US"/>
-              </w:rPr>
-              <w:t>3.XB:9</w:t>
-            </w:r>
-          </w:p>
-        </w:tc>
-        <w:tc>
-          <w:tcPr>
-            <w:tcW w:w="2062" w:type="dxa"/>
-          </w:tcPr>
-          <w:p>
-            <w:pPr>
-              <w:pStyle w:val="af0"/>
-              <w:rPr>
-                <w:lang w:val="en-US"/>
-              </w:rPr>
-            </w:pPr>
-            <w:r>
-              <w:t>М</w:t>
-            </w:r>
-            <w:r>
-              <w:rPr>
-                <w:lang w:val="en-US"/>
-              </w:rPr>
-              <w:t>3.8</w:t>
-            </w:r>
-          </w:p>
-        </w:tc>
-        <w:tc>
-          <w:tcPr>
-            <w:tcW w:w="5061" w:type="dxa"/>
-          </w:tcPr>
-          <w:p>
-            <w:pPr>
-              <w:pStyle w:val="af0"/>
-              <w:jc w:val="left"/>
-            </w:pPr>
-            <w:r>
-              <w:t>Резерв</w:t>
-            </w:r>
-          </w:p>
-        </w:tc>
-      </w:tr>
-      <w:tr>
-        <w:tc>
-          <w:tcPr>
-            <w:tcW w:w="2482" w:type="dxa"/>
-          </w:tcPr>
-          <w:p>
-            <w:pPr>
-              <w:pStyle w:val="af0"/>
-              <w:rPr>
-                <w:lang w:val="en-US"/>
-              </w:rPr>
-            </w:pPr>
-            <w:r>
-              <w:t>М</w:t>
-            </w:r>
-            <w:r>
-              <w:rPr>
-                <w:lang w:val="en-US"/>
-              </w:rPr>
-              <w:t>3.XB:10</w:t>
-            </w:r>
-          </w:p>
-        </w:tc>
-        <w:tc>
-          <w:tcPr>
-            <w:tcW w:w="2062" w:type="dxa"/>
-          </w:tcPr>
-          <w:p>
-            <w:pPr>
-              <w:pStyle w:val="af0"/>
-              <w:rPr>
-                <w:lang w:val="en-US"/>
-              </w:rPr>
-            </w:pPr>
-            <w:r>
-              <w:t>М</w:t>
-            </w:r>
-            <w:r>
-              <w:rPr>
-                <w:lang w:val="en-US"/>
-              </w:rPr>
-              <w:t>3.9</w:t>
-            </w:r>
-          </w:p>
-        </w:tc>
-        <w:tc>
-          <w:tcPr>
-            <w:tcW w:w="5061" w:type="dxa"/>
-          </w:tcPr>
-          <w:p>
-            <w:pPr>
-              <w:pStyle w:val="af0"/>
-              <w:jc w:val="left"/>
-            </w:pPr>
-            <w:r>
-              <w:t>Резерв</w:t>
-            </w:r>
-          </w:p>
-        </w:tc>
-      </w:tr>
-      <w:tr>
-        <w:tc>
-          <w:tcPr>
-            <w:tcW w:w="2482" w:type="dxa"/>
-          </w:tcPr>
-          <w:p>
-            <w:pPr>
-              <w:pStyle w:val="af0"/>
-            </w:pPr>
-            <w:r>
-              <w:t>М</w:t>
-            </w:r>
-            <w:r>
-              <w:rPr>
-                <w:lang w:val="en-US"/>
-              </w:rPr>
-              <w:t>3.XB:</w:t>
-            </w:r>
-            <w:r>
-              <w:t>11</w:t>
-            </w:r>
-          </w:p>
-        </w:tc>
-        <w:tc>
-          <w:tcPr>
-            <w:tcW w:w="2062" w:type="dxa"/>
-          </w:tcPr>
-          <w:p>
-            <w:pPr>
-              <w:pStyle w:val="af0"/>
-            </w:pPr>
-            <w:r>
-              <w:t>М3.10</w:t>
-            </w:r>
-          </w:p>
-        </w:tc>
-        <w:tc>
-          <w:tcPr>
-            <w:tcW w:w="5061" w:type="dxa"/>
-          </w:tcPr>
-          <w:p>
-            <w:pPr>
-              <w:pStyle w:val="af0"/>
-              <w:jc w:val="left"/>
-            </w:pPr>
-            <w:r>
-              <w:t>Резерв</w:t>
-            </w:r>
-          </w:p>
-        </w:tc>
-      </w:tr>
-      <w:tr>
-        <w:tc>
-          <w:tcPr>
-            <w:tcW w:w="2482" w:type="dxa"/>
-          </w:tcPr>
-          <w:p>
-            <w:pPr>
-              <w:pStyle w:val="af0"/>
-            </w:pPr>
-            <w:r>
-              <w:t>М3.</w:t>
-            </w:r>
-            <w:r>
-              <w:rPr>
-                <w:lang w:val="en-US"/>
-              </w:rPr>
-              <w:t>XB:</w:t>
-            </w:r>
-            <w:r>
-              <w:t>12</w:t>
-            </w:r>
-          </w:p>
-        </w:tc>
-        <w:tc>
-          <w:tcPr>
-            <w:tcW w:w="2062" w:type="dxa"/>
-          </w:tcPr>
-          <w:p>
-            <w:pPr>
-              <w:pStyle w:val="af0"/>
-            </w:pPr>
-            <w:r>
-              <w:t>М3.11</w:t>
-            </w:r>
-          </w:p>
-        </w:tc>
-        <w:tc>
-          <w:tcPr>
-            <w:tcW w:w="5061" w:type="dxa"/>
-          </w:tcPr>
-          <w:p>
-            <w:pPr>
-              <w:pStyle w:val="af0"/>
-              <w:jc w:val="left"/>
-            </w:pPr>
-            <w:r>
-              <w:t>Резерв</w:t>
-            </w:r>
-          </w:p>
-        </w:tc>
-      </w:tr>
-      <w:tr>
-        <w:tc>
-          <w:tcPr>
-            <w:tcW w:w="2482" w:type="dxa"/>
-          </w:tcPr>
-          <w:p>
-            <w:pPr>
-              <w:pStyle w:val="af0"/>
-            </w:pPr>
-            <w:r>
-              <w:t>М3.</w:t>
-            </w:r>
-            <w:r>
-              <w:rPr>
-                <w:lang w:val="en-US"/>
-              </w:rPr>
-              <w:t>XB:</w:t>
-            </w:r>
-            <w:r>
-              <w:t>13</w:t>
-            </w:r>
-          </w:p>
-        </w:tc>
-        <w:tc>
-          <w:tcPr>
-            <w:tcW w:w="2062" w:type="dxa"/>
-          </w:tcPr>
-          <w:p>
-            <w:pPr>
-              <w:pStyle w:val="af0"/>
-            </w:pPr>
-            <w:r>
-              <w:t>М3.12</w:t>
-            </w:r>
-          </w:p>
-        </w:tc>
-        <w:tc>
-          <w:tcPr>
-            <w:tcW w:w="5061" w:type="dxa"/>
-          </w:tcPr>
-          <w:p>
-            <w:pPr>
-              <w:pStyle w:val="af0"/>
-              <w:jc w:val="left"/>
-            </w:pPr>
-            <w:r>
-              <w:t>Резерв</w:t>
-            </w:r>
-          </w:p>
-        </w:tc>
-      </w:tr>
-      <w:tr>
-        <w:tc>
-          <w:tcPr>
-            <w:tcW w:w="2482" w:type="dxa"/>
-          </w:tcPr>
-          <w:p>
-            <w:pPr>
-              <w:pStyle w:val="af0"/>
-            </w:pPr>
-            <w:r>
-              <w:t>М3.</w:t>
-            </w:r>
-            <w:r>
-              <w:rPr>
-                <w:lang w:val="en-US"/>
-              </w:rPr>
-              <w:t>XB</w:t>
-            </w:r>
-            <w:r>
-              <w:t>:14</w:t>
-            </w:r>
-          </w:p>
-        </w:tc>
-        <w:tc>
-          <w:tcPr>
-            <w:tcW w:w="2062" w:type="dxa"/>
-          </w:tcPr>
-          <w:p>
-            <w:pPr>
-              <w:pStyle w:val="af0"/>
-            </w:pPr>
-            <w:r>
-              <w:t>М3.13</w:t>
-            </w:r>
-          </w:p>
-        </w:tc>
-        <w:tc>
-          <w:tcPr>
-            <w:tcW w:w="5061" w:type="dxa"/>
-          </w:tcPr>
-          <w:p>
-            <w:pPr>
-              <w:pStyle w:val="af0"/>
-              <w:jc w:val="left"/>
-            </w:pPr>
-            <w:r>
-              <w:t>Резерв</w:t>
-            </w:r>
-          </w:p>
-        </w:tc>
-      </w:tr>
-      <w:tr>
-        <w:tc>
-          <w:tcPr>
-            <w:tcW w:w="2482" w:type="dxa"/>
-          </w:tcPr>
-          <w:p>
-            <w:pPr>
-              <w:pStyle w:val="af0"/>
-            </w:pPr>
-            <w:r>
-              <w:t>М3.</w:t>
-            </w:r>
-            <w:r>
-              <w:rPr>
-                <w:lang w:val="en-US"/>
-              </w:rPr>
-              <w:t>XB</w:t>
-            </w:r>
-            <w:r>
-              <w:t>:15</w:t>
-            </w:r>
-          </w:p>
-        </w:tc>
-        <w:tc>
-          <w:tcPr>
-            <w:tcW w:w="2062" w:type="dxa"/>
-          </w:tcPr>
-          <w:p>
-            <w:pPr>
-              <w:pStyle w:val="af0"/>
-            </w:pPr>
-            <w:r>
-              <w:t>М3.14</w:t>
-            </w:r>
-          </w:p>
-        </w:tc>
-        <w:tc>
-          <w:tcPr>
-            <w:tcW w:w="5061" w:type="dxa"/>
-          </w:tcPr>
-          <w:p>
-            <w:pPr>
-              <w:pStyle w:val="af0"/>
-              <w:jc w:val="left"/>
-            </w:pPr>
-            <w:r>
-              <w:t>Резерв</w:t>
-            </w:r>
-          </w:p>
-        </w:tc>
-      </w:tr>
-    </w:tbl>
-    <w:p>
-      <w:pPr>
-        <w:pStyle w:val="a"/>
-        <w:rPr>
-          <w:color w:val="FF0000"/>
-        </w:rPr>
-      </w:pPr>
-      <w:bookmarkStart w:id="17" w:name="_Ref191625992"/>
       <w:r>
-        <w:rPr>
-          <w:color w:val="FF0000"/>
-        </w:rPr>
-        <w:t xml:space="preserve">Назначение дискретных входов ЮНИТ-М300 для проверки </w:t>
-      </w:r>
-      <w:r>
-        <w:rPr>
-          <w:color w:val="FF0000"/>
-        </w:rPr>
-        <w:t>КПОН</w:t>
+        <w:t>, КПОН НН</w:t>
       </w:r>
     </w:p>
     <w:tbl>
@@ -5677,14 +4816,12 @@
             <w:pPr>
               <w:rPr>
                 <w:b w:val="0"/>
-                <w:color w:val="FF0000"/>
                 <w:sz w:val="22"/>
               </w:rPr>
             </w:pPr>
             <w:r>
               <w:rPr>
                 <w:b w:val="0"/>
-                <w:color w:val="FF0000"/>
                 <w:sz w:val="22"/>
               </w:rPr>
               <w:t>Клемма на устройстве ЮНИТ-М300</w:t>
@@ -5699,14 +4836,12 @@
             <w:pPr>
               <w:rPr>
                 <w:b w:val="0"/>
-                <w:color w:val="FF0000"/>
                 <w:sz w:val="22"/>
               </w:rPr>
             </w:pPr>
             <w:r>
               <w:rPr>
                 <w:b w:val="0"/>
-                <w:color w:val="FF0000"/>
                 <w:sz w:val="22"/>
               </w:rPr>
               <w:t xml:space="preserve">Номер ДВ </w:t>
@@ -5721,14 +4856,12 @@
             <w:pPr>
               <w:rPr>
                 <w:b w:val="0"/>
-                <w:color w:val="FF0000"/>
                 <w:sz w:val="22"/>
               </w:rPr>
             </w:pPr>
             <w:r>
               <w:rPr>
                 <w:b w:val="0"/>
-                <w:color w:val="FF0000"/>
                 <w:sz w:val="22"/>
               </w:rPr>
               <w:t>Наименование сигнала на ФСУ</w:t>
@@ -5744,27 +4877,17 @@
           <w:p>
             <w:pPr>
               <w:pStyle w:val="af0"/>
-              <w:rPr>
-                <w:color w:val="FF0000"/>
-              </w:rPr>
-            </w:pPr>
-            <w:r>
-              <w:rPr>
-                <w:color w:val="FF0000"/>
-              </w:rPr>
+            </w:pPr>
+            <w:r>
               <w:t>М3.</w:t>
             </w:r>
             <w:r>
               <w:rPr>
-                <w:color w:val="FF0000"/>
                 <w:lang w:val="en-US"/>
               </w:rPr>
               <w:t>XB</w:t>
             </w:r>
             <w:r>
-              <w:rPr>
-                <w:color w:val="FF0000"/>
-              </w:rPr>
               <w:t>:1</w:t>
             </w:r>
           </w:p>
@@ -5776,15 +4899,12 @@
           <w:p>
             <w:pPr>
               <w:pStyle w:val="af0"/>
-              <w:rPr>
-                <w:color w:val="FF0000"/>
-              </w:rPr>
-            </w:pPr>
-            <w:r>
-              <w:rPr>
-                <w:color w:val="FF0000"/>
-              </w:rPr>
-              <w:t>М3.1</w:t>
+            </w:pPr>
+            <w:r>
+              <w:t>М3.</w:t>
+            </w:r>
+            <w:r>
+              <w:t>1</w:t>
             </w:r>
           </w:p>
         </w:tc>
@@ -5796,21 +4916,9 @@
             <w:pPr>
               <w:pStyle w:val="af0"/>
               <w:jc w:val="left"/>
-              <w:rPr>
-                <w:color w:val="FF0000"/>
-              </w:rPr>
-            </w:pPr>
-            <w:r>
-              <w:rPr>
-                <w:color w:val="FF0000"/>
-              </w:rPr>
-              <w:t>КПОН</w:t>
-            </w:r>
-            <w:r>
-              <w:rPr>
-                <w:color w:val="FF0000"/>
-              </w:rPr>
-              <w:t xml:space="preserve"> внеш</w:t>
+            </w:pPr>
+            <w:r>
+              <w:t>Вывод терминала</w:t>
             </w:r>
           </w:p>
         </w:tc>
@@ -5823,28 +4931,21 @@
           <w:p>
             <w:pPr>
               <w:pStyle w:val="af0"/>
-              <w:rPr>
-                <w:color w:val="FF0000"/>
-              </w:rPr>
-            </w:pPr>
-            <w:r>
-              <w:rPr>
-                <w:color w:val="FF0000"/>
-              </w:rPr>
+            </w:pPr>
+            <w:r>
               <w:t>М3.</w:t>
             </w:r>
             <w:r>
               <w:rPr>
-                <w:color w:val="FF0000"/>
                 <w:lang w:val="en-US"/>
               </w:rPr>
               <w:t>XB</w:t>
             </w:r>
             <w:r>
-              <w:rPr>
-                <w:color w:val="FF0000"/>
-              </w:rPr>
-              <w:t>:2</w:t>
+              <w:t>:</w:t>
+            </w:r>
+            <w:r>
+              <w:t>2</w:t>
             </w:r>
           </w:p>
         </w:tc>
@@ -5855,15 +4956,12 @@
           <w:p>
             <w:pPr>
               <w:pStyle w:val="af0"/>
-              <w:rPr>
-                <w:color w:val="FF0000"/>
-              </w:rPr>
-            </w:pPr>
-            <w:r>
-              <w:rPr>
-                <w:color w:val="FF0000"/>
-              </w:rPr>
-              <w:t>М3.2</w:t>
+            </w:pPr>
+            <w:r>
+              <w:t>М3.</w:t>
+            </w:r>
+            <w:r>
+              <w:t>2</w:t>
             </w:r>
           </w:p>
         </w:tc>
@@ -5875,14 +4973,251 @@
             <w:pPr>
               <w:pStyle w:val="af0"/>
               <w:jc w:val="left"/>
-              <w:rPr>
-                <w:color w:val="FF0000"/>
-              </w:rPr>
-            </w:pPr>
-            <w:r>
-              <w:rPr>
-                <w:color w:val="FF0000"/>
-              </w:rPr>
+            </w:pPr>
+            <w:r>
+              <w:t>ОВ КЦН</w:t>
+            </w:r>
+          </w:p>
+        </w:tc>
+      </w:tr>
+      <w:tr>
+        <w:tc>
+          <w:tcPr>
+            <w:tcW w:w="2482" w:type="dxa"/>
+          </w:tcPr>
+          <w:p>
+            <w:pPr>
+              <w:pStyle w:val="af0"/>
+            </w:pPr>
+            <w:r>
+              <w:t>М3.</w:t>
+            </w:r>
+            <w:r>
+              <w:rPr>
+                <w:lang w:val="en-US"/>
+              </w:rPr>
+              <w:t>XB:</w:t>
+            </w:r>
+            <w:r>
+              <w:t>3</w:t>
+            </w:r>
+          </w:p>
+        </w:tc>
+        <w:tc>
+          <w:tcPr>
+            <w:tcW w:w="2062" w:type="dxa"/>
+          </w:tcPr>
+          <w:p>
+            <w:pPr>
+              <w:pStyle w:val="af0"/>
+              <w:rPr>
+                <w:lang w:val="en-US"/>
+              </w:rPr>
+            </w:pPr>
+            <w:r>
+              <w:t>М3.</w:t>
+            </w:r>
+            <w:r>
+              <w:rPr>
+                <w:lang w:val="en-US"/>
+              </w:rPr>
+              <w:t>3</w:t>
+            </w:r>
+          </w:p>
+        </w:tc>
+        <w:tc>
+          <w:tcPr>
+            <w:tcW w:w="5061" w:type="dxa"/>
+          </w:tcPr>
+          <w:p>
+            <w:pPr>
+              <w:pStyle w:val="af0"/>
+              <w:jc w:val="left"/>
+            </w:pPr>
+            <w:r>
+              <w:t>В НН</w:t>
+            </w:r>
+            <w:r>
+              <w:t xml:space="preserve"> включен</w:t>
+            </w:r>
+          </w:p>
+        </w:tc>
+      </w:tr>
+      <w:tr>
+        <w:tc>
+          <w:tcPr>
+            <w:tcW w:w="2482" w:type="dxa"/>
+          </w:tcPr>
+          <w:p>
+            <w:pPr>
+              <w:pStyle w:val="af0"/>
+            </w:pPr>
+            <w:r>
+              <w:t>М3</w:t>
+            </w:r>
+            <w:r>
+              <w:rPr>
+                <w:lang w:val="en-US"/>
+              </w:rPr>
+              <w:t>.XB:</w:t>
+            </w:r>
+            <w:r>
+              <w:t>4</w:t>
+            </w:r>
+          </w:p>
+        </w:tc>
+        <w:tc>
+          <w:tcPr>
+            <w:tcW w:w="2062" w:type="dxa"/>
+          </w:tcPr>
+          <w:p>
+            <w:pPr>
+              <w:pStyle w:val="af0"/>
+              <w:rPr>
+                <w:lang w:val="en-US"/>
+              </w:rPr>
+            </w:pPr>
+            <w:r>
+              <w:t>М3</w:t>
+            </w:r>
+            <w:r>
+              <w:rPr>
+                <w:lang w:val="en-US"/>
+              </w:rPr>
+              <w:t>.4</w:t>
+            </w:r>
+          </w:p>
+        </w:tc>
+        <w:tc>
+          <w:tcPr>
+            <w:tcW w:w="5061" w:type="dxa"/>
+          </w:tcPr>
+          <w:p>
+            <w:pPr>
+              <w:pStyle w:val="af0"/>
+              <w:jc w:val="left"/>
+            </w:pPr>
+            <w:r>
+              <w:t>Срабатывание внешнего БНН</w:t>
+            </w:r>
+          </w:p>
+        </w:tc>
+      </w:tr>
+      <w:tr>
+        <w:tc>
+          <w:tcPr>
+            <w:tcW w:w="2482" w:type="dxa"/>
+          </w:tcPr>
+          <w:p>
+            <w:pPr>
+              <w:pStyle w:val="af0"/>
+            </w:pPr>
+            <w:r>
+              <w:t>М3</w:t>
+            </w:r>
+            <w:r>
+              <w:rPr>
+                <w:lang w:val="en-US"/>
+              </w:rPr>
+              <w:t>.XB:</w:t>
+            </w:r>
+            <w:r>
+              <w:t>5</w:t>
+            </w:r>
+          </w:p>
+        </w:tc>
+        <w:tc>
+          <w:tcPr>
+            <w:tcW w:w="2062" w:type="dxa"/>
+          </w:tcPr>
+          <w:p>
+            <w:pPr>
+              <w:pStyle w:val="af0"/>
+              <w:rPr>
+                <w:lang w:val="en-US"/>
+              </w:rPr>
+            </w:pPr>
+            <w:r>
+              <w:t>М3</w:t>
+            </w:r>
+            <w:r>
+              <w:rPr>
+                <w:lang w:val="en-US"/>
+              </w:rPr>
+              <w:t>.5</w:t>
+            </w:r>
+          </w:p>
+        </w:tc>
+        <w:tc>
+          <w:tcPr>
+            <w:tcW w:w="5061" w:type="dxa"/>
+          </w:tcPr>
+          <w:p>
+            <w:pPr>
+              <w:pStyle w:val="af0"/>
+              <w:jc w:val="left"/>
+            </w:pPr>
+            <w:r>
+              <w:t>КПОН внеш</w:t>
+            </w:r>
+          </w:p>
+        </w:tc>
+      </w:tr>
+      <w:tr>
+        <w:tc>
+          <w:tcPr>
+            <w:tcW w:w="2482" w:type="dxa"/>
+          </w:tcPr>
+          <w:p>
+            <w:pPr>
+              <w:pStyle w:val="af0"/>
+              <w:rPr>
+                <w:lang w:val="en-US"/>
+              </w:rPr>
+            </w:pPr>
+            <w:r>
+              <w:t>М</w:t>
+            </w:r>
+            <w:r>
+              <w:rPr>
+                <w:lang w:val="en-US"/>
+              </w:rPr>
+              <w:t>3.XB:6</w:t>
+            </w:r>
+          </w:p>
+        </w:tc>
+        <w:tc>
+          <w:tcPr>
+            <w:tcW w:w="2062" w:type="dxa"/>
+          </w:tcPr>
+          <w:p>
+            <w:pPr>
+              <w:pStyle w:val="af0"/>
+              <w:rPr>
+                <w:lang w:val="en-US"/>
+              </w:rPr>
+            </w:pPr>
+            <w:r>
+              <w:t>М</w:t>
+            </w:r>
+            <w:r>
+              <w:rPr>
+                <w:lang w:val="en-US"/>
+              </w:rPr>
+              <w:t>3.6</w:t>
+            </w:r>
+          </w:p>
+        </w:tc>
+        <w:tc>
+          <w:tcPr>
+            <w:tcW w:w="5061" w:type="dxa"/>
+          </w:tcPr>
+          <w:p>
+            <w:pPr>
+              <w:pStyle w:val="af0"/>
+              <w:jc w:val="left"/>
+            </w:pPr>
+            <w:r>
               <w:t>Резерв</w:t>
             </w:r>
           </w:p>
@@ -5897,27 +5232,248 @@
             <w:pPr>
               <w:pStyle w:val="af0"/>
               <w:rPr>
-                <w:color w:val="FF0000"/>
-              </w:rPr>
-            </w:pPr>
-            <w:r>
-              <w:rPr>
-                <w:color w:val="FF0000"/>
-              </w:rPr>
+                <w:lang w:val="en-US"/>
+              </w:rPr>
+            </w:pPr>
+            <w:r>
+              <w:t>М</w:t>
+            </w:r>
+            <w:r>
+              <w:rPr>
+                <w:lang w:val="en-US"/>
+              </w:rPr>
+              <w:t>3.XB:7</w:t>
+            </w:r>
+          </w:p>
+        </w:tc>
+        <w:tc>
+          <w:tcPr>
+            <w:tcW w:w="2062" w:type="dxa"/>
+          </w:tcPr>
+          <w:p>
+            <w:pPr>
+              <w:pStyle w:val="af0"/>
+              <w:rPr>
+                <w:lang w:val="en-US"/>
+              </w:rPr>
+            </w:pPr>
+            <w:r>
+              <w:t>М</w:t>
+            </w:r>
+            <w:r>
+              <w:rPr>
+                <w:lang w:val="en-US"/>
+              </w:rPr>
+              <w:t>3.7</w:t>
+            </w:r>
+          </w:p>
+        </w:tc>
+        <w:tc>
+          <w:tcPr>
+            <w:tcW w:w="5061" w:type="dxa"/>
+          </w:tcPr>
+          <w:p>
+            <w:pPr>
+              <w:pStyle w:val="af0"/>
+              <w:jc w:val="left"/>
+            </w:pPr>
+            <w:r>
+              <w:t>Резерв</w:t>
+            </w:r>
+          </w:p>
+        </w:tc>
+      </w:tr>
+      <w:tr>
+        <w:tc>
+          <w:tcPr>
+            <w:tcW w:w="2482" w:type="dxa"/>
+          </w:tcPr>
+          <w:p>
+            <w:pPr>
+              <w:pStyle w:val="af0"/>
+              <w:rPr>
+                <w:lang w:val="en-US"/>
+              </w:rPr>
+            </w:pPr>
+            <w:r>
+              <w:t>М</w:t>
+            </w:r>
+            <w:r>
+              <w:rPr>
+                <w:lang w:val="en-US"/>
+              </w:rPr>
+              <w:t>3.XB:9</w:t>
+            </w:r>
+          </w:p>
+        </w:tc>
+        <w:tc>
+          <w:tcPr>
+            <w:tcW w:w="2062" w:type="dxa"/>
+          </w:tcPr>
+          <w:p>
+            <w:pPr>
+              <w:pStyle w:val="af0"/>
+              <w:rPr>
+                <w:lang w:val="en-US"/>
+              </w:rPr>
+            </w:pPr>
+            <w:r>
+              <w:t>М</w:t>
+            </w:r>
+            <w:r>
+              <w:rPr>
+                <w:lang w:val="en-US"/>
+              </w:rPr>
+              <w:t>3.8</w:t>
+            </w:r>
+          </w:p>
+        </w:tc>
+        <w:tc>
+          <w:tcPr>
+            <w:tcW w:w="5061" w:type="dxa"/>
+          </w:tcPr>
+          <w:p>
+            <w:pPr>
+              <w:pStyle w:val="af0"/>
+              <w:jc w:val="left"/>
+            </w:pPr>
+            <w:r>
+              <w:t>Резерв</w:t>
+            </w:r>
+          </w:p>
+        </w:tc>
+      </w:tr>
+      <w:tr>
+        <w:tc>
+          <w:tcPr>
+            <w:tcW w:w="2482" w:type="dxa"/>
+          </w:tcPr>
+          <w:p>
+            <w:pPr>
+              <w:pStyle w:val="af0"/>
+              <w:rPr>
+                <w:lang w:val="en-US"/>
+              </w:rPr>
+            </w:pPr>
+            <w:r>
+              <w:t>М</w:t>
+            </w:r>
+            <w:r>
+              <w:rPr>
+                <w:lang w:val="en-US"/>
+              </w:rPr>
+              <w:t>3.XB:10</w:t>
+            </w:r>
+          </w:p>
+        </w:tc>
+        <w:tc>
+          <w:tcPr>
+            <w:tcW w:w="2062" w:type="dxa"/>
+          </w:tcPr>
+          <w:p>
+            <w:pPr>
+              <w:pStyle w:val="af0"/>
+              <w:rPr>
+                <w:lang w:val="en-US"/>
+              </w:rPr>
+            </w:pPr>
+            <w:r>
+              <w:t>М</w:t>
+            </w:r>
+            <w:r>
+              <w:rPr>
+                <w:lang w:val="en-US"/>
+              </w:rPr>
+              <w:t>3.9</w:t>
+            </w:r>
+          </w:p>
+        </w:tc>
+        <w:tc>
+          <w:tcPr>
+            <w:tcW w:w="5061" w:type="dxa"/>
+          </w:tcPr>
+          <w:p>
+            <w:pPr>
+              <w:pStyle w:val="af0"/>
+              <w:jc w:val="left"/>
+            </w:pPr>
+            <w:r>
+              <w:t>Резерв</w:t>
+            </w:r>
+          </w:p>
+        </w:tc>
+      </w:tr>
+      <w:tr>
+        <w:tc>
+          <w:tcPr>
+            <w:tcW w:w="2482" w:type="dxa"/>
+          </w:tcPr>
+          <w:p>
+            <w:pPr>
+              <w:pStyle w:val="af0"/>
+            </w:pPr>
+            <w:r>
+              <w:t>М</w:t>
+            </w:r>
+            <w:r>
+              <w:rPr>
+                <w:lang w:val="en-US"/>
+              </w:rPr>
+              <w:t>3.XB:</w:t>
+            </w:r>
+            <w:r>
+              <w:t>11</w:t>
+            </w:r>
+          </w:p>
+        </w:tc>
+        <w:tc>
+          <w:tcPr>
+            <w:tcW w:w="2062" w:type="dxa"/>
+          </w:tcPr>
+          <w:p>
+            <w:pPr>
+              <w:pStyle w:val="af0"/>
+            </w:pPr>
+            <w:r>
+              <w:t>М3.10</w:t>
+            </w:r>
+          </w:p>
+        </w:tc>
+        <w:tc>
+          <w:tcPr>
+            <w:tcW w:w="5061" w:type="dxa"/>
+          </w:tcPr>
+          <w:p>
+            <w:pPr>
+              <w:pStyle w:val="af0"/>
+              <w:jc w:val="left"/>
+            </w:pPr>
+            <w:r>
+              <w:t>Резерв</w:t>
+            </w:r>
+          </w:p>
+        </w:tc>
+      </w:tr>
+      <w:tr>
+        <w:tc>
+          <w:tcPr>
+            <w:tcW w:w="2482" w:type="dxa"/>
+          </w:tcPr>
+          <w:p>
+            <w:pPr>
+              <w:pStyle w:val="af0"/>
+            </w:pPr>
+            <w:r>
               <w:t>М3.</w:t>
             </w:r>
             <w:r>
               <w:rPr>
-                <w:color w:val="FF0000"/>
                 <w:lang w:val="en-US"/>
               </w:rPr>
               <w:t>XB:</w:t>
             </w:r>
             <w:r>
-              <w:rPr>
-                <w:color w:val="FF0000"/>
-              </w:rPr>
-              <w:t>3</w:t>
+              <w:t>12</w:t>
             </w:r>
           </w:p>
         </w:tc>
@@ -5928,23 +5484,60 @@
           <w:p>
             <w:pPr>
               <w:pStyle w:val="af0"/>
-              <w:rPr>
-                <w:color w:val="FF0000"/>
-                <w:lang w:val="en-US"/>
-              </w:rPr>
-            </w:pPr>
-            <w:r>
-              <w:rPr>
-                <w:color w:val="FF0000"/>
-              </w:rPr>
+            </w:pPr>
+            <w:r>
+              <w:t>М3.11</w:t>
+            </w:r>
+          </w:p>
+        </w:tc>
+        <w:tc>
+          <w:tcPr>
+            <w:tcW w:w="5061" w:type="dxa"/>
+          </w:tcPr>
+          <w:p>
+            <w:pPr>
+              <w:pStyle w:val="af0"/>
+              <w:jc w:val="left"/>
+            </w:pPr>
+            <w:r>
+              <w:t>Резерв</w:t>
+            </w:r>
+          </w:p>
+        </w:tc>
+      </w:tr>
+      <w:tr>
+        <w:tc>
+          <w:tcPr>
+            <w:tcW w:w="2482" w:type="dxa"/>
+          </w:tcPr>
+          <w:p>
+            <w:pPr>
+              <w:pStyle w:val="af0"/>
+            </w:pPr>
+            <w:r>
               <w:t>М3.</w:t>
             </w:r>
             <w:r>
               <w:rPr>
-                <w:color w:val="FF0000"/>
-                <w:lang w:val="en-US"/>
-              </w:rPr>
-              <w:t>3</w:t>
+                <w:lang w:val="en-US"/>
+              </w:rPr>
+              <w:t>XB:</w:t>
+            </w:r>
+            <w:r>
+              <w:t>13</w:t>
+            </w:r>
+          </w:p>
+        </w:tc>
+        <w:tc>
+          <w:tcPr>
+            <w:tcW w:w="2062" w:type="dxa"/>
+          </w:tcPr>
+          <w:p>
+            <w:pPr>
+              <w:pStyle w:val="af0"/>
+            </w:pPr>
+            <w:r>
+              <w:t>М3.12</w:t>
             </w:r>
           </w:p>
         </w:tc>
@@ -5956,14 +5549,8 @@
             <w:pPr>
               <w:pStyle w:val="af0"/>
               <w:jc w:val="left"/>
-              <w:rPr>
-                <w:color w:val="FF0000"/>
-              </w:rPr>
-            </w:pPr>
-            <w:r>
-              <w:rPr>
-                <w:color w:val="FF0000"/>
-              </w:rPr>
+            </w:pPr>
+            <w:r>
               <w:t>Резерв</w:t>
             </w:r>
           </w:p>
@@ -5977,28 +5564,18 @@
           <w:p>
             <w:pPr>
               <w:pStyle w:val="af0"/>
-              <w:rPr>
-                <w:color w:val="FF0000"/>
-              </w:rPr>
-            </w:pPr>
-            <w:r>
-              <w:rPr>
-                <w:color w:val="FF0000"/>
-              </w:rPr>
-              <w:t>М3</w:t>
-            </w:r>
-            <w:r>
-              <w:rPr>
-                <w:color w:val="FF0000"/>
-                <w:lang w:val="en-US"/>
-              </w:rPr>
-              <w:t>.XB:</w:t>
-            </w:r>
-            <w:r>
-              <w:rPr>
-                <w:color w:val="FF0000"/>
-              </w:rPr>
-              <w:t>4</w:t>
+            </w:pPr>
+            <w:r>
+              <w:t>М3.</w:t>
+            </w:r>
+            <w:r>
+              <w:rPr>
+                <w:lang w:val="en-US"/>
+              </w:rPr>
+              <w:t>XB</w:t>
+            </w:r>
+            <w:r>
+              <w:t>:14</w:t>
             </w:r>
           </w:p>
         </w:tc>
@@ -6009,23 +5586,9 @@
           <w:p>
             <w:pPr>
               <w:pStyle w:val="af0"/>
-              <w:rPr>
-                <w:color w:val="FF0000"/>
-                <w:lang w:val="en-US"/>
-              </w:rPr>
-            </w:pPr>
-            <w:r>
-              <w:rPr>
-                <w:color w:val="FF0000"/>
-              </w:rPr>
-              <w:t>М3</w:t>
-            </w:r>
-            <w:r>
-              <w:rPr>
-                <w:color w:val="FF0000"/>
-                <w:lang w:val="en-US"/>
-              </w:rPr>
-              <w:t>.4</w:t>
+            </w:pPr>
+            <w:r>
+              <w:t>М3.13</w:t>
             </w:r>
           </w:p>
         </w:tc>
@@ -6037,14 +5600,8 @@
             <w:pPr>
               <w:pStyle w:val="af0"/>
               <w:jc w:val="left"/>
-              <w:rPr>
-                <w:color w:val="FF0000"/>
-              </w:rPr>
-            </w:pPr>
-            <w:r>
-              <w:rPr>
-                <w:color w:val="FF0000"/>
-              </w:rPr>
+            </w:pPr>
+            <w:r>
               <w:t>Резерв</w:t>
             </w:r>
           </w:p>
@@ -6058,28 +5615,18 @@
           <w:p>
             <w:pPr>
               <w:pStyle w:val="af0"/>
-              <w:rPr>
-                <w:color w:val="FF0000"/>
-              </w:rPr>
-            </w:pPr>
-            <w:r>
-              <w:rPr>
-                <w:color w:val="FF0000"/>
-              </w:rPr>
-              <w:t>М3</w:t>
-            </w:r>
-            <w:r>
-              <w:rPr>
-                <w:color w:val="FF0000"/>
-                <w:lang w:val="en-US"/>
-              </w:rPr>
-              <w:t>.XB:</w:t>
-            </w:r>
-            <w:r>
-              <w:rPr>
-                <w:color w:val="FF0000"/>
-              </w:rPr>
-              <w:t>5</w:t>
+            </w:pPr>
+            <w:r>
+              <w:t>М3.</w:t>
+            </w:r>
+            <w:r>
+              <w:rPr>
+                <w:lang w:val="en-US"/>
+              </w:rPr>
+              <w:t>XB</w:t>
+            </w:r>
+            <w:r>
+              <w:t>:15</w:t>
             </w:r>
           </w:p>
         </w:tc>
@@ -6090,23 +5637,9 @@
           <w:p>
             <w:pPr>
               <w:pStyle w:val="af0"/>
-              <w:rPr>
-                <w:color w:val="FF0000"/>
-                <w:lang w:val="en-US"/>
-              </w:rPr>
-            </w:pPr>
-            <w:r>
-              <w:rPr>
-                <w:color w:val="FF0000"/>
-              </w:rPr>
-              <w:t>М3</w:t>
-            </w:r>
-            <w:r>
-              <w:rPr>
-                <w:color w:val="FF0000"/>
-                <w:lang w:val="en-US"/>
-              </w:rPr>
-              <w:t>.5</w:t>
+            </w:pPr>
+            <w:r>
+              <w:t>М3.14</w:t>
             </w:r>
           </w:p>
         </w:tc>
@@ -6118,683 +5651,8 @@
             <w:pPr>
               <w:pStyle w:val="af0"/>
               <w:jc w:val="left"/>
-              <w:rPr>
-                <w:color w:val="FF0000"/>
-              </w:rPr>
-            </w:pPr>
-            <w:r>
-              <w:rPr>
-                <w:color w:val="FF0000"/>
-              </w:rPr>
-              <w:t>Резерв</w:t>
-            </w:r>
-          </w:p>
-        </w:tc>
-      </w:tr>
-      <w:tr>
-        <w:tc>
-          <w:tcPr>
-            <w:tcW w:w="2482" w:type="dxa"/>
-          </w:tcPr>
-          <w:p>
-            <w:pPr>
-              <w:pStyle w:val="af0"/>
-              <w:rPr>
-                <w:color w:val="FF0000"/>
-                <w:lang w:val="en-US"/>
-              </w:rPr>
-            </w:pPr>
-            <w:r>
-              <w:rPr>
-                <w:color w:val="FF0000"/>
-              </w:rPr>
-              <w:t>М</w:t>
-            </w:r>
-            <w:r>
-              <w:rPr>
-                <w:color w:val="FF0000"/>
-                <w:lang w:val="en-US"/>
-              </w:rPr>
-              <w:t>3.XB:6</w:t>
-            </w:r>
-          </w:p>
-        </w:tc>
-        <w:tc>
-          <w:tcPr>
-            <w:tcW w:w="2062" w:type="dxa"/>
-          </w:tcPr>
-          <w:p>
-            <w:pPr>
-              <w:pStyle w:val="af0"/>
-              <w:rPr>
-                <w:color w:val="FF0000"/>
-                <w:lang w:val="en-US"/>
-              </w:rPr>
-            </w:pPr>
-            <w:r>
-              <w:rPr>
-                <w:color w:val="FF0000"/>
-              </w:rPr>
-              <w:t>М</w:t>
-            </w:r>
-            <w:r>
-              <w:rPr>
-                <w:color w:val="FF0000"/>
-                <w:lang w:val="en-US"/>
-              </w:rPr>
-              <w:t>3.6</w:t>
-            </w:r>
-          </w:p>
-        </w:tc>
-        <w:tc>
-          <w:tcPr>
-            <w:tcW w:w="5061" w:type="dxa"/>
-          </w:tcPr>
-          <w:p>
-            <w:pPr>
-              <w:pStyle w:val="af0"/>
-              <w:jc w:val="left"/>
-              <w:rPr>
-                <w:color w:val="FF0000"/>
-              </w:rPr>
-            </w:pPr>
-            <w:r>
-              <w:rPr>
-                <w:color w:val="FF0000"/>
-              </w:rPr>
-              <w:t>Резерв</w:t>
-            </w:r>
-          </w:p>
-        </w:tc>
-      </w:tr>
-      <w:tr>
-        <w:tc>
-          <w:tcPr>
-            <w:tcW w:w="2482" w:type="dxa"/>
-          </w:tcPr>
-          <w:p>
-            <w:pPr>
-              <w:pStyle w:val="af0"/>
-              <w:rPr>
-                <w:color w:val="FF0000"/>
-                <w:lang w:val="en-US"/>
-              </w:rPr>
-            </w:pPr>
-            <w:r>
-              <w:rPr>
-                <w:color w:val="FF0000"/>
-              </w:rPr>
-              <w:t>М</w:t>
-            </w:r>
-            <w:r>
-              <w:rPr>
-                <w:color w:val="FF0000"/>
-                <w:lang w:val="en-US"/>
-              </w:rPr>
-              <w:t>3.XB:7</w:t>
-            </w:r>
-          </w:p>
-        </w:tc>
-        <w:tc>
-          <w:tcPr>
-            <w:tcW w:w="2062" w:type="dxa"/>
-          </w:tcPr>
-          <w:p>
-            <w:pPr>
-              <w:pStyle w:val="af0"/>
-              <w:rPr>
-                <w:color w:val="FF0000"/>
-                <w:lang w:val="en-US"/>
-              </w:rPr>
-            </w:pPr>
-            <w:r>
-              <w:rPr>
-                <w:color w:val="FF0000"/>
-              </w:rPr>
-              <w:t>М</w:t>
-            </w:r>
-            <w:r>
-              <w:rPr>
-                <w:color w:val="FF0000"/>
-                <w:lang w:val="en-US"/>
-              </w:rPr>
-              <w:t>3.7</w:t>
-            </w:r>
-          </w:p>
-        </w:tc>
-        <w:tc>
-          <w:tcPr>
-            <w:tcW w:w="5061" w:type="dxa"/>
-          </w:tcPr>
-          <w:p>
-            <w:pPr>
-              <w:pStyle w:val="af0"/>
-              <w:jc w:val="left"/>
-              <w:rPr>
-                <w:color w:val="FF0000"/>
-              </w:rPr>
-            </w:pPr>
-            <w:r>
-              <w:rPr>
-                <w:color w:val="FF0000"/>
-              </w:rPr>
-              <w:t>Резерв</w:t>
-            </w:r>
-          </w:p>
-        </w:tc>
-      </w:tr>
-      <w:tr>
-        <w:tc>
-          <w:tcPr>
-            <w:tcW w:w="2482" w:type="dxa"/>
-          </w:tcPr>
-          <w:p>
-            <w:pPr>
-              <w:pStyle w:val="af0"/>
-              <w:rPr>
-                <w:color w:val="FF0000"/>
-                <w:lang w:val="en-US"/>
-              </w:rPr>
-            </w:pPr>
-            <w:r>
-              <w:rPr>
-                <w:color w:val="FF0000"/>
-              </w:rPr>
-              <w:t>М</w:t>
-            </w:r>
-            <w:r>
-              <w:rPr>
-                <w:color w:val="FF0000"/>
-                <w:lang w:val="en-US"/>
-              </w:rPr>
-              <w:t>3.XB:9</w:t>
-            </w:r>
-          </w:p>
-        </w:tc>
-        <w:tc>
-          <w:tcPr>
-            <w:tcW w:w="2062" w:type="dxa"/>
-          </w:tcPr>
-          <w:p>
-            <w:pPr>
-              <w:pStyle w:val="af0"/>
-              <w:rPr>
-                <w:color w:val="FF0000"/>
-                <w:lang w:val="en-US"/>
-              </w:rPr>
-            </w:pPr>
-            <w:r>
-              <w:rPr>
-                <w:color w:val="FF0000"/>
-              </w:rPr>
-              <w:t>М</w:t>
-            </w:r>
-            <w:r>
-              <w:rPr>
-                <w:color w:val="FF0000"/>
-                <w:lang w:val="en-US"/>
-              </w:rPr>
-              <w:t>3.8</w:t>
-            </w:r>
-          </w:p>
-        </w:tc>
-        <w:tc>
-          <w:tcPr>
-            <w:tcW w:w="5061" w:type="dxa"/>
-          </w:tcPr>
-          <w:p>
-            <w:pPr>
-              <w:pStyle w:val="af0"/>
-              <w:jc w:val="left"/>
-              <w:rPr>
-                <w:color w:val="FF0000"/>
-              </w:rPr>
-            </w:pPr>
-            <w:r>
-              <w:rPr>
-                <w:color w:val="FF0000"/>
-              </w:rPr>
-              <w:t>Резерв</w:t>
-            </w:r>
-          </w:p>
-        </w:tc>
-      </w:tr>
-      <w:tr>
-        <w:tc>
-          <w:tcPr>
-            <w:tcW w:w="2482" w:type="dxa"/>
-          </w:tcPr>
-          <w:p>
-            <w:pPr>
-              <w:pStyle w:val="af0"/>
-              <w:rPr>
-                <w:color w:val="FF0000"/>
-                <w:lang w:val="en-US"/>
-              </w:rPr>
-            </w:pPr>
-            <w:r>
-              <w:rPr>
-                <w:color w:val="FF0000"/>
-              </w:rPr>
-              <w:t>М</w:t>
-            </w:r>
-            <w:r>
-              <w:rPr>
-                <w:color w:val="FF0000"/>
-                <w:lang w:val="en-US"/>
-              </w:rPr>
-              <w:t>3.XB:10</w:t>
-            </w:r>
-          </w:p>
-        </w:tc>
-        <w:tc>
-          <w:tcPr>
-            <w:tcW w:w="2062" w:type="dxa"/>
-          </w:tcPr>
-          <w:p>
-            <w:pPr>
-              <w:pStyle w:val="af0"/>
-              <w:rPr>
-                <w:color w:val="FF0000"/>
-                <w:lang w:val="en-US"/>
-              </w:rPr>
-            </w:pPr>
-            <w:r>
-              <w:rPr>
-                <w:color w:val="FF0000"/>
-              </w:rPr>
-              <w:t>М</w:t>
-            </w:r>
-            <w:r>
-              <w:rPr>
-                <w:color w:val="FF0000"/>
-                <w:lang w:val="en-US"/>
-              </w:rPr>
-              <w:t>3.9</w:t>
-            </w:r>
-          </w:p>
-        </w:tc>
-        <w:tc>
-          <w:tcPr>
-            <w:tcW w:w="5061" w:type="dxa"/>
-          </w:tcPr>
-          <w:p>
-            <w:pPr>
-              <w:pStyle w:val="af0"/>
-              <w:jc w:val="left"/>
-              <w:rPr>
-                <w:color w:val="FF0000"/>
-              </w:rPr>
-            </w:pPr>
-            <w:r>
-              <w:rPr>
-                <w:color w:val="FF0000"/>
-              </w:rPr>
-              <w:t>Резерв</w:t>
-            </w:r>
-          </w:p>
-        </w:tc>
-      </w:tr>
-      <w:tr>
-        <w:tc>
-          <w:tcPr>
-            <w:tcW w:w="2482" w:type="dxa"/>
-          </w:tcPr>
-          <w:p>
-            <w:pPr>
-              <w:pStyle w:val="af0"/>
-              <w:rPr>
-                <w:color w:val="FF0000"/>
-              </w:rPr>
-            </w:pPr>
-            <w:r>
-              <w:rPr>
-                <w:color w:val="FF0000"/>
-              </w:rPr>
-              <w:t>М</w:t>
-            </w:r>
-            <w:r>
-              <w:rPr>
-                <w:color w:val="FF0000"/>
-                <w:lang w:val="en-US"/>
-              </w:rPr>
-              <w:t>3.XB:</w:t>
-            </w:r>
-            <w:r>
-              <w:rPr>
-                <w:color w:val="FF0000"/>
-              </w:rPr>
-              <w:t>11</w:t>
-            </w:r>
-          </w:p>
-        </w:tc>
-        <w:tc>
-          <w:tcPr>
-            <w:tcW w:w="2062" w:type="dxa"/>
-          </w:tcPr>
-          <w:p>
-            <w:pPr>
-              <w:pStyle w:val="af0"/>
-              <w:rPr>
-                <w:color w:val="FF0000"/>
-              </w:rPr>
-            </w:pPr>
-            <w:r>
-              <w:rPr>
-                <w:color w:val="FF0000"/>
-              </w:rPr>
-              <w:t>М3.10</w:t>
-            </w:r>
-          </w:p>
-        </w:tc>
-        <w:tc>
-          <w:tcPr>
-            <w:tcW w:w="5061" w:type="dxa"/>
-          </w:tcPr>
-          <w:p>
-            <w:pPr>
-              <w:pStyle w:val="af0"/>
-              <w:jc w:val="left"/>
-              <w:rPr>
-                <w:color w:val="FF0000"/>
-              </w:rPr>
-            </w:pPr>
-            <w:r>
-              <w:rPr>
-                <w:color w:val="FF0000"/>
-              </w:rPr>
-              <w:t>Резерв</w:t>
-            </w:r>
-          </w:p>
-        </w:tc>
-      </w:tr>
-      <w:tr>
-        <w:tc>
-          <w:tcPr>
-            <w:tcW w:w="2482" w:type="dxa"/>
-          </w:tcPr>
-          <w:p>
-            <w:pPr>
-              <w:pStyle w:val="af0"/>
-              <w:rPr>
-                <w:color w:val="FF0000"/>
-              </w:rPr>
-            </w:pPr>
-            <w:r>
-              <w:rPr>
-                <w:color w:val="FF0000"/>
-              </w:rPr>
-              <w:t>М3.</w:t>
-            </w:r>
-            <w:r>
-              <w:rPr>
-                <w:color w:val="FF0000"/>
-                <w:lang w:val="en-US"/>
-              </w:rPr>
-              <w:t>XB:</w:t>
-            </w:r>
-            <w:r>
-              <w:rPr>
-                <w:color w:val="FF0000"/>
-              </w:rPr>
-              <w:t>12</w:t>
-            </w:r>
-          </w:p>
-        </w:tc>
-        <w:tc>
-          <w:tcPr>
-            <w:tcW w:w="2062" w:type="dxa"/>
-          </w:tcPr>
-          <w:p>
-            <w:pPr>
-              <w:pStyle w:val="af0"/>
-              <w:rPr>
-                <w:color w:val="FF0000"/>
-              </w:rPr>
-            </w:pPr>
-            <w:r>
-              <w:rPr>
-                <w:color w:val="FF0000"/>
-              </w:rPr>
-              <w:t>М3.11</w:t>
-            </w:r>
-          </w:p>
-        </w:tc>
-        <w:tc>
-          <w:tcPr>
-            <w:tcW w:w="5061" w:type="dxa"/>
-          </w:tcPr>
-          <w:p>
-            <w:pPr>
-              <w:pStyle w:val="af0"/>
-              <w:jc w:val="left"/>
-              <w:rPr>
-                <w:color w:val="FF0000"/>
-              </w:rPr>
-            </w:pPr>
-            <w:r>
-              <w:rPr>
-                <w:color w:val="FF0000"/>
-              </w:rPr>
-              <w:t>Резерв</w:t>
-            </w:r>
-          </w:p>
-        </w:tc>
-      </w:tr>
-      <w:tr>
-        <w:tc>
-          <w:tcPr>
-            <w:tcW w:w="2482" w:type="dxa"/>
-          </w:tcPr>
-          <w:p>
-            <w:pPr>
-              <w:pStyle w:val="af0"/>
-              <w:rPr>
-                <w:color w:val="FF0000"/>
-              </w:rPr>
-            </w:pPr>
-            <w:r>
-              <w:rPr>
-                <w:color w:val="FF0000"/>
-              </w:rPr>
-              <w:t>М3.</w:t>
-            </w:r>
-            <w:r>
-              <w:rPr>
-                <w:color w:val="FF0000"/>
-                <w:lang w:val="en-US"/>
-              </w:rPr>
-              <w:t>XB:</w:t>
-            </w:r>
-            <w:r>
-              <w:rPr>
-                <w:color w:val="FF0000"/>
-              </w:rPr>
-              <w:t>13</w:t>
-            </w:r>
-          </w:p>
-        </w:tc>
-        <w:tc>
-          <w:tcPr>
-            <w:tcW w:w="2062" w:type="dxa"/>
-          </w:tcPr>
-          <w:p>
-            <w:pPr>
-              <w:pStyle w:val="af0"/>
-              <w:rPr>
-                <w:color w:val="FF0000"/>
-              </w:rPr>
-            </w:pPr>
-            <w:r>
-              <w:rPr>
-                <w:color w:val="FF0000"/>
-              </w:rPr>
-              <w:t>М3.12</w:t>
-            </w:r>
-          </w:p>
-        </w:tc>
-        <w:tc>
-          <w:tcPr>
-            <w:tcW w:w="5061" w:type="dxa"/>
-          </w:tcPr>
-          <w:p>
-            <w:pPr>
-              <w:pStyle w:val="af0"/>
-              <w:jc w:val="left"/>
-              <w:rPr>
-                <w:color w:val="FF0000"/>
-              </w:rPr>
-            </w:pPr>
-            <w:r>
-              <w:rPr>
-                <w:color w:val="FF0000"/>
-              </w:rPr>
-              <w:t>Резерв</w:t>
-            </w:r>
-          </w:p>
-        </w:tc>
-      </w:tr>
-      <w:tr>
-        <w:tc>
-          <w:tcPr>
-            <w:tcW w:w="2482" w:type="dxa"/>
-          </w:tcPr>
-          <w:p>
-            <w:pPr>
-              <w:pStyle w:val="af0"/>
-              <w:rPr>
-                <w:color w:val="FF0000"/>
-              </w:rPr>
-            </w:pPr>
-            <w:r>
-              <w:rPr>
-                <w:color w:val="FF0000"/>
-              </w:rPr>
-              <w:t>М3.</w:t>
-            </w:r>
-            <w:r>
-              <w:rPr>
-                <w:color w:val="FF0000"/>
-                <w:lang w:val="en-US"/>
-              </w:rPr>
-              <w:t>XB</w:t>
-            </w:r>
-            <w:r>
-              <w:rPr>
-                <w:color w:val="FF0000"/>
-              </w:rPr>
-              <w:t>:14</w:t>
-            </w:r>
-          </w:p>
-        </w:tc>
-        <w:tc>
-          <w:tcPr>
-            <w:tcW w:w="2062" w:type="dxa"/>
-          </w:tcPr>
-          <w:p>
-            <w:pPr>
-              <w:pStyle w:val="af0"/>
-              <w:rPr>
-                <w:color w:val="FF0000"/>
-              </w:rPr>
-            </w:pPr>
-            <w:r>
-              <w:rPr>
-                <w:color w:val="FF0000"/>
-              </w:rPr>
-              <w:t>М3.13</w:t>
-            </w:r>
-          </w:p>
-        </w:tc>
-        <w:tc>
-          <w:tcPr>
-            <w:tcW w:w="5061" w:type="dxa"/>
-          </w:tcPr>
-          <w:p>
-            <w:pPr>
-              <w:pStyle w:val="af0"/>
-              <w:jc w:val="left"/>
-              <w:rPr>
-                <w:color w:val="FF0000"/>
-              </w:rPr>
-            </w:pPr>
-            <w:r>
-              <w:rPr>
-                <w:color w:val="FF0000"/>
-              </w:rPr>
-              <w:t>Резерв</w:t>
-            </w:r>
-          </w:p>
-        </w:tc>
-      </w:tr>
-      <w:tr>
-        <w:tc>
-          <w:tcPr>
-            <w:tcW w:w="2482" w:type="dxa"/>
-          </w:tcPr>
-          <w:p>
-            <w:pPr>
-              <w:pStyle w:val="af0"/>
-              <w:rPr>
-                <w:color w:val="FF0000"/>
-              </w:rPr>
-            </w:pPr>
-            <w:r>
-              <w:rPr>
-                <w:color w:val="FF0000"/>
-              </w:rPr>
-              <w:t>М3.</w:t>
-            </w:r>
-            <w:r>
-              <w:rPr>
-                <w:color w:val="FF0000"/>
-                <w:lang w:val="en-US"/>
-              </w:rPr>
-              <w:t>XB</w:t>
-            </w:r>
-            <w:r>
-              <w:rPr>
-                <w:color w:val="FF0000"/>
-              </w:rPr>
-              <w:t>:15</w:t>
-            </w:r>
-          </w:p>
-        </w:tc>
-        <w:tc>
-          <w:tcPr>
-            <w:tcW w:w="2062" w:type="dxa"/>
-          </w:tcPr>
-          <w:p>
-            <w:pPr>
-              <w:pStyle w:val="af0"/>
-              <w:rPr>
-                <w:color w:val="FF0000"/>
-              </w:rPr>
-            </w:pPr>
-            <w:r>
-              <w:rPr>
-                <w:color w:val="FF0000"/>
-              </w:rPr>
-              <w:t>М3.14</w:t>
-            </w:r>
-          </w:p>
-        </w:tc>
-        <w:tc>
-          <w:tcPr>
-            <w:tcW w:w="5061" w:type="dxa"/>
-          </w:tcPr>
-          <w:p>
-            <w:pPr>
-              <w:pStyle w:val="af0"/>
-              <w:jc w:val="left"/>
-              <w:rPr>
-                <w:color w:val="FF0000"/>
-              </w:rPr>
-            </w:pPr>
-            <w:r>
-              <w:rPr>
-                <w:color w:val="FF0000"/>
-              </w:rPr>
+            </w:pPr>
+            <w:r>
               <w:t>Резерв</w:t>
             </w:r>
           </w:p>
@@ -6805,6 +5663,7 @@
       <w:pPr>
         <w:pStyle w:val="a"/>
       </w:pPr>
+      <w:bookmarkStart w:id="17" w:name="_Ref191625992"/>
       <w:r>
         <w:t>Назначение дискретных входов</w:t>
       </w:r>
@@ -7210,7 +6069,6 @@
               </w:rPr>
             </w:pPr>
             <w:r>
-              <w:lastRenderedPageBreak/>
               <w:t>М</w:t>
             </w:r>
             <w:r>
@@ -8116,6 +6974,7 @@
               </w:rPr>
             </w:pPr>
             <w:r>
+              <w:lastRenderedPageBreak/>
               <w:t>М</w:t>
             </w:r>
             <w:r>
@@ -9865,7 +8724,6 @@
               <w:pStyle w:val="af0"/>
             </w:pPr>
             <w:r>
-              <w:lastRenderedPageBreak/>
               <w:t>М3</w:t>
             </w:r>
             <w:r>
@@ -10417,7 +9275,7 @@
       <w:pPr>
         <w:pStyle w:val="2"/>
       </w:pPr>
-      <w:bookmarkStart w:id="19" w:name="_Toc204087722"/>
+      <w:bookmarkStart w:id="19" w:name="_Toc204173562"/>
       <w:r>
         <w:t>Назначение вы</w:t>
       </w:r>
@@ -10455,7 +9313,7 @@
         <w:t xml:space="preserve">Таблица </w:t>
       </w:r>
       <w:r>
-        <w:t>2.8</w:t>
+        <w:t>2.7</w:t>
       </w:r>
       <w:r>
         <w:rPr>
@@ -10485,7 +9343,7 @@
         <w:t xml:space="preserve">Таблица </w:t>
       </w:r>
       <w:r>
-        <w:t>2.13</w:t>
+        <w:t>2.12</w:t>
       </w:r>
       <w:r>
         <w:rPr>
@@ -10506,6 +9364,7 @@
       </w:pPr>
       <w:bookmarkStart w:id="20" w:name="_Ref191631805"/>
       <w:r>
+        <w:lastRenderedPageBreak/>
         <w:t>Выходные реле ЮНИТ-М300 для проверки БНТ</w:t>
       </w:r>
       <w:bookmarkEnd w:id="20"/>
@@ -12692,7 +11551,6 @@
               <w:pStyle w:val="af0"/>
             </w:pPr>
             <w:r>
-              <w:lastRenderedPageBreak/>
               <w:t>М10.</w:t>
             </w:r>
             <w:r>
@@ -13767,6 +12625,7 @@
               <w:pStyle w:val="af0"/>
             </w:pPr>
             <w:r>
+              <w:lastRenderedPageBreak/>
               <w:t>М10.</w:t>
             </w:r>
             <w:r>
@@ -15727,7 +14586,6 @@
               </w:rPr>
             </w:pPr>
             <w:r>
-              <w:lastRenderedPageBreak/>
               <w:t>М9.</w:t>
             </w:r>
             <w:r>
@@ -16824,6 +15682,7 @@
               <w:pStyle w:val="af0"/>
             </w:pPr>
             <w:r>
+              <w:lastRenderedPageBreak/>
               <w:t>М9.</w:t>
             </w:r>
             <w:r>
@@ -18353,14 +17212,27 @@
           <w:r>
             <w:t>/</w:t>
           </w:r>
-          <w:fldSimple w:instr=" NUMPAGES   \* MERGEFORMAT ">
-            <w:r>
-              <w:rPr>
-                <w:noProof/>
-              </w:rPr>
-              <w:t>12</w:t>
-            </w:r>
-          </w:fldSimple>
+          <w:r>
+            <w:fldChar w:fldCharType="begin"/>
+          </w:r>
+          <w:r>
+            <w:instrText xml:space="preserve"> NUMPAGES   \* MERGEFORMAT </w:instrText>
+          </w:r>
+          <w:r>
+            <w:fldChar w:fldCharType="separate"/>
+          </w:r>
+          <w:r>
+            <w:rPr>
+              <w:noProof/>
+            </w:rPr>
+            <w:t>12</w:t>
+          </w:r>
+          <w:r>
+            <w:rPr>
+              <w:noProof/>
+            </w:rPr>
+            <w:fldChar w:fldCharType="end"/>
+          </w:r>
         </w:p>
       </w:tc>
     </w:tr>
@@ -18437,7 +17309,7 @@
             <w:rPr>
               <w:noProof/>
             </w:rPr>
-            <w:t>5</w:t>
+            <w:t>12</w:t>
           </w:r>
           <w:r>
             <w:fldChar w:fldCharType="end"/>
@@ -20580,7 +19452,7 @@
 </file>
 
 <file path=customXml/itemProps1.xml><?xml version="1.0" encoding="utf-8"?>
-<ds:datastoreItem xmlns:ds="http://schemas.openxmlformats.org/officeDocument/2006/customXml" ds:itemID="{0612A83F-4D79-4C42-8ACD-716D414792F1}">
+<ds:datastoreItem xmlns:ds="http://schemas.openxmlformats.org/officeDocument/2006/customXml" ds:itemID="{25CB5A49-6D94-4D5B-85EE-AB9A245EF191}">
   <ds:schemaRefs>
     <ds:schemaRef ds:uri="http://schemas.openxmlformats.org/officeDocument/2006/bibliography"/>
   </ds:schemaRefs>
